--- a/lessons/7-1/downloads/7-1-notes-teacher.docx
+++ b/lessons/7-1/downloads/7-1-notes-teacher.docx
@@ -14,7 +14,7 @@
           <w:sz w:val="18"/>
           <w:szCs w:val="18"/>
         </w:rPr>
-        <w:t xml:space="preserve">UNIT 7  ·  LESSON 1      STANDARD 6.EE.6</w:t>
+        <w:t xml:space="preserve">UNIT 7  ·  LESSON 1      STANDARD 6.AT.8</w:t>
       </w:r>
     </w:p>
     <w:p>
@@ -1075,7 +1075,7 @@
                           </pic:cNvPicPr>
                         </pic:nvPicPr>
                         <pic:blipFill>
-                          <a:blip r:embed="rId13" cstate="none"/>
+                          <a:blip r:embed="rId10" cstate="none"/>
                           <a:srcRect/>
                           <a:stretch>
                             <a:fillRect/>
@@ -2531,6 +2531,32 @@
     </w:p>
     <w:p>
       <w:pPr>
+        <w:pStyle w:val="Heading2"/>
+        <w:spacing w:after="80" w:before="180"/>
+      </w:pPr>
+      <w:r>
+        <w:rPr>
+          <w:b/>
+          <w:bCs/>
+          <w:color w:val="12355B"/>
+          <w:sz w:val="24"/>
+          <w:szCs w:val="24"/>
+        </w:rPr>
+        <w:t xml:space="preserve">Level 1 Support</w:t>
+      </w:r>
+      <w:r>
+        <w:rPr>
+          <w:i/>
+          <w:iCs/>
+          <w:color w:val="1FA6A2"/>
+          <w:sz w:val="19"/>
+          <w:szCs w:val="19"/>
+        </w:rPr>
+        <w:t xml:space="preserve">   extra scaffolding</w:t>
+      </w:r>
+    </w:p>
+    <w:p>
+      <w:pPr>
         <w:keepNext/>
         <w:spacing w:after="60" w:before="160"/>
       </w:pPr>
@@ -2791,6 +2817,32 @@
     </w:tbl>
     <w:p>
       <w:pPr>
+        <w:pStyle w:val="Heading2"/>
+        <w:spacing w:after="80" w:before="180"/>
+      </w:pPr>
+      <w:r>
+        <w:rPr>
+          <w:b/>
+          <w:bCs/>
+          <w:color w:val="12355B"/>
+          <w:sz w:val="24"/>
+          <w:szCs w:val="24"/>
+        </w:rPr>
+        <w:t xml:space="preserve">On Level</w:t>
+      </w:r>
+      <w:r>
+        <w:rPr>
+          <w:i/>
+          <w:iCs/>
+          <w:color w:val="12355B"/>
+          <w:sz w:val="19"/>
+          <w:szCs w:val="19"/>
+        </w:rPr>
+        <w:t xml:space="preserve">   grade-level practice</w:t>
+      </w:r>
+    </w:p>
+    <w:p>
+      <w:pPr>
         <w:keepNext/>
         <w:spacing w:after="60" w:before="160"/>
       </w:pPr>
@@ -2921,136 +2973,6 @@
     </w:tbl>
     <w:p>
       <w:pPr>
-        <w:keepNext/>
-        <w:spacing w:after="60" w:before="160"/>
-      </w:pPr>
-      <w:r>
-        <w:rPr>
-          <w:b/>
-          <w:bCs/>
-          <w:color w:val="12355B"/>
-          <w:sz w:val="22"/>
-          <w:szCs w:val="22"/>
-        </w:rPr>
-        <w:t xml:space="preserve">4.  </w:t>
-      </w:r>
-      <w:r>
-        <w:rPr>
-          <w:b/>
-          <w:bCs/>
-          <w:sz w:val="21"/>
-          <w:szCs w:val="21"/>
-        </w:rPr>
-        <w:t xml:space="preserve">A witness statement reads: 'A number c of security cameras plus 6 more equals 19.' Which equation matches?</w:t>
-      </w:r>
-    </w:p>
-    <w:p>
-      <w:pPr>
-        <w:spacing w:after="40"/>
-        <w:ind w:left="420"/>
-      </w:pPr>
-      <w:r>
-        <w:rPr>
-          <w:sz w:val="20"/>
-          <w:szCs w:val="20"/>
-        </w:rPr>
-        <w:t xml:space="preserve">A)  c + 6 = 19</w:t>
-      </w:r>
-    </w:p>
-    <w:p>
-      <w:pPr>
-        <w:spacing w:after="40"/>
-        <w:ind w:left="420"/>
-      </w:pPr>
-      <w:r>
-        <w:rPr>
-          <w:sz w:val="20"/>
-          <w:szCs w:val="20"/>
-        </w:rPr>
-        <w:t xml:space="preserve">B)  6c = 19</w:t>
-      </w:r>
-    </w:p>
-    <w:p>
-      <w:pPr>
-        <w:spacing w:after="40"/>
-        <w:ind w:left="420"/>
-      </w:pPr>
-      <w:r>
-        <w:rPr>
-          <w:sz w:val="20"/>
-          <w:szCs w:val="20"/>
-        </w:rPr>
-        <w:t xml:space="preserve">C)  c − 6 = 19</w:t>
-      </w:r>
-    </w:p>
-    <w:p>
-      <w:pPr>
-        <w:spacing w:after="40"/>
-        <w:ind w:left="420"/>
-      </w:pPr>
-      <w:r>
-        <w:rPr>
-          <w:sz w:val="20"/>
-          <w:szCs w:val="20"/>
-        </w:rPr>
-        <w:t xml:space="preserve">D)  c / 6 = 19</w:t>
-      </w:r>
-    </w:p>
-    <w:p>
-      <w:pPr>
-        <w:spacing w:after="20"/>
-      </w:pPr>
-      <w:r>
-        <w:t xml:space="preserve"/>
-      </w:r>
-    </w:p>
-    <w:tbl>
-      <w:tblPr>
-        <w:tblW w:type="pct" w:w="100%"/>
-        <w:tblBorders>
-          <w:top w:val="single" w:color="C7D2DD" w:sz="6"/>
-          <w:left w:val="single" w:color="C7D2DD" w:sz="6"/>
-          <w:bottom w:val="single" w:color="C7D2DD" w:sz="6"/>
-          <w:right w:val="single" w:color="C7D2DD" w:sz="6"/>
-          <w:insideH w:val="single" w:color="auto" w:sz="4"/>
-          <w:insideV w:val="single" w:color="auto" w:sz="4"/>
-        </w:tblBorders>
-      </w:tblPr>
-      <w:tblGrid>
-        <w:gridCol w:w="100"/>
-      </w:tblGrid>
-      <w:tr>
-        <w:tc>
-          <w:tcPr>
-            <w:shd w:fill="FBF3E2" w:color="auto" w:val="clear"/>
-            <w:tcMar>
-              <w:top w:type="dxa" w:w="60"/>
-              <w:left w:type="dxa" w:w="120"/>
-              <w:bottom w:type="dxa" w:w="60"/>
-              <w:right w:type="dxa" w:w="120"/>
-            </w:tcMar>
-          </w:tcPr>
-          <w:p>
-            <w:pPr>
-              <w:spacing w:after="0" w:line="320"/>
-            </w:pPr>
-            <w:r>
-              <w:t xml:space="preserve"/>
-            </w:r>
-          </w:p>
-          <w:p>
-            <w:pPr>
-              <w:spacing w:after="0" w:line="320"/>
-            </w:pPr>
-            <w:r>
-              <w:t xml:space="preserve"/>
-            </w:r>
-          </w:p>
-        </w:tc>
-      </w:tr>
-    </w:tbl>
-    <w:p>
-      <w:pPr>
         <w:pStyle w:val="Heading1"/>
         <w:pageBreakBefore/>
         <w:pBdr>
@@ -3419,23 +3341,17 @@
     </w:p>
     <w:p>
       <w:pPr>
-        <w:spacing w:after="80"/>
-      </w:pPr>
-      <w:r>
-        <w:rPr>
-          <w:b/>
-          <w:bCs/>
-          <w:sz w:val="21"/>
-          <w:szCs w:val="21"/>
-        </w:rPr>
-        <w:t xml:space="preserve">1.  </w:t>
-      </w:r>
-      <w:r>
-        <w:rPr>
-          <w:sz w:val="21"/>
-          <w:szCs w:val="21"/>
-        </w:rPr>
-        <w:t xml:space="preserve">A)  3n = 21</w:t>
+        <w:spacing w:after="100"/>
+      </w:pPr>
+      <w:r>
+        <w:rPr>
+          <w:b/>
+          <w:bCs/>
+          <w:color w:val="B97A12"/>
+          <w:sz w:val="20"/>
+          <w:szCs w:val="20"/>
+        </w:rPr>
+        <w:t xml:space="preserve">Watch for this mistake:  </w:t>
       </w:r>
       <w:r>
         <w:rPr>
@@ -3445,7 +3361,23 @@
           <w:sz w:val="19"/>
           <w:szCs w:val="19"/>
         </w:rPr>
-        <w:t xml:space="preserve">  — 'Three times' means multiply by 3, so the equation is 3n = 21.</w:t>
+        <w:t xml:space="preserve">A common mistake in Write Equations is writing subtraction and division clues in the wrong order — putting the number from the clue first instead of the variable first. For 'a number decreased by 8 equals 5,' students often write 8 − n = 5 instead of the correct n − 8 = 5; for 'a number divided by 4 equals 6,' they write 4 ÷ n (or 4n) instead of n / 4 = 6. Always start with the variable, then attach the operation in the order the words describe it, and check by substituting your answer back in.</w:t>
+      </w:r>
+    </w:p>
+    <w:p>
+      <w:pPr>
+        <w:pStyle w:val="Heading2"/>
+        <w:spacing w:after="80" w:before="180"/>
+      </w:pPr>
+      <w:r>
+        <w:rPr>
+          <w:b/>
+          <w:bCs/>
+          <w:color w:val="12355B"/>
+          <w:sz w:val="24"/>
+          <w:szCs w:val="24"/>
+        </w:rPr>
+        <w:t xml:space="preserve">Level 1 Support</w:t>
       </w:r>
     </w:p>
     <w:p>
@@ -3459,14 +3391,14 @@
           <w:sz w:val="21"/>
           <w:szCs w:val="21"/>
         </w:rPr>
-        <w:t xml:space="preserve">2.  </w:t>
-      </w:r>
-      <w:r>
-        <w:rPr>
-          <w:sz w:val="21"/>
-          <w:szCs w:val="21"/>
-        </w:rPr>
-        <w:t xml:space="preserve">A)  n / 4 = 8</w:t>
+        <w:t xml:space="preserve">1.  </w:t>
+      </w:r>
+      <w:r>
+        <w:rPr>
+          <w:sz w:val="21"/>
+          <w:szCs w:val="21"/>
+        </w:rPr>
+        <w:t xml:space="preserve">A)  3n = 21</w:t>
       </w:r>
       <w:r>
         <w:rPr>
@@ -3476,7 +3408,7 @@
           <w:sz w:val="19"/>
           <w:szCs w:val="19"/>
         </w:rPr>
-        <w:t xml:space="preserve">  — 'Divided by 4' means division: n / 4 = 8.</w:t>
+        <w:t xml:space="preserve">  — 'Three times' means multiply by 3, so the equation is 3n = 21.</w:t>
       </w:r>
     </w:p>
     <w:p>
@@ -3490,14 +3422,14 @@
           <w:sz w:val="21"/>
           <w:szCs w:val="21"/>
         </w:rPr>
-        <w:t xml:space="preserve">3.  </w:t>
-      </w:r>
-      <w:r>
-        <w:rPr>
-          <w:sz w:val="21"/>
-          <w:szCs w:val="21"/>
-        </w:rPr>
-        <w:t xml:space="preserve">A)  f + 14 = 30</w:t>
+        <w:t xml:space="preserve">2.  </w:t>
+      </w:r>
+      <w:r>
+        <w:rPr>
+          <w:sz w:val="21"/>
+          <w:szCs w:val="21"/>
+        </w:rPr>
+        <w:t xml:space="preserve">A)  n / 4 = 8</w:t>
       </w:r>
       <w:r>
         <w:rPr>
@@ -3507,7 +3439,23 @@
           <w:sz w:val="19"/>
           <w:szCs w:val="19"/>
         </w:rPr>
-        <w:t xml:space="preserve">  — The detective's Monday fingerprints (f) plus 14 more equals 30: f + 14 = 30.</w:t>
+        <w:t xml:space="preserve">  — 'Divided by 4' means division: n / 4 = 8.</w:t>
+      </w:r>
+    </w:p>
+    <w:p>
+      <w:pPr>
+        <w:pStyle w:val="Heading2"/>
+        <w:spacing w:after="80" w:before="180"/>
+      </w:pPr>
+      <w:r>
+        <w:rPr>
+          <w:b/>
+          <w:bCs/>
+          <w:color w:val="12355B"/>
+          <w:sz w:val="24"/>
+          <w:szCs w:val="24"/>
+        </w:rPr>
+        <w:t xml:space="preserve">On Level</w:t>
       </w:r>
     </w:p>
     <w:p>
@@ -3521,14 +3469,14 @@
           <w:sz w:val="21"/>
           <w:szCs w:val="21"/>
         </w:rPr>
-        <w:t xml:space="preserve">4.  </w:t>
-      </w:r>
-      <w:r>
-        <w:rPr>
-          <w:sz w:val="21"/>
-          <w:szCs w:val="21"/>
-        </w:rPr>
-        <w:t xml:space="preserve">A)  c + 6 = 19</w:t>
+        <w:t xml:space="preserve">3.  </w:t>
+      </w:r>
+      <w:r>
+        <w:rPr>
+          <w:sz w:val="21"/>
+          <w:szCs w:val="21"/>
+        </w:rPr>
+        <w:t xml:space="preserve">A)  f + 14 = 30</w:t>
       </w:r>
       <w:r>
         <w:rPr>
@@ -3538,7 +3486,7 @@
           <w:sz w:val="19"/>
           <w:szCs w:val="19"/>
         </w:rPr>
-        <w:t xml:space="preserve">  — 'Plus 6 more' means + 6 and 'equals 19' means = 19, so c + 6 = 19. Check: 13 + 6 = 19.</w:t>
+        <w:t xml:space="preserve">  — The detective's Monday fingerprints (f) plus 14 more equals 30: f + 14 = 30.</w:t>
       </w:r>
     </w:p>
     <w:p>

--- a/lessons/7-1/downloads/7-1-notes-teacher.docx
+++ b/lessons/7-1/downloads/7-1-notes-teacher.docx
@@ -1423,7 +1423,22 @@
           <w:sz w:val="30"/>
           <w:szCs w:val="30"/>
         </w:rPr>
-        <w:t xml:space="preserve">Worked Example</w:t>
+        <w:t xml:space="preserve">Write About the Math</w:t>
+      </w:r>
+    </w:p>
+    <w:p>
+      <w:pPr>
+        <w:spacing w:after="100"/>
+      </w:pPr>
+      <w:r>
+        <w:rPr>
+          <w:i/>
+          <w:iCs/>
+          <w:color w:val="5F6F80"/>
+          <w:sz w:val="19"/>
+          <w:szCs w:val="19"/>
+        </w:rPr>
+        <w:t xml:space="preserve">Use the support level you need. Every level answers the same math question.</w:t>
       </w:r>
     </w:p>
     <w:p>
@@ -1439,17 +1454,17 @@
           <w:sz w:val="24"/>
           <w:szCs w:val="24"/>
         </w:rPr>
-        <w:t xml:space="preserve">Watch &amp; Read</w:t>
+        <w:t xml:space="preserve">1. Understand the Question</w:t>
       </w:r>
       <w:r>
         <w:rPr>
           <w:i/>
           <w:iCs/>
-          <w:color w:val="1FA6A2"/>
+          <w:color w:val="B97A12"/>
           <w:sz w:val="19"/>
           <w:szCs w:val="19"/>
         </w:rPr>
-        <w:t xml:space="preserve">   I Do — follow along with your teacher</w:t>
+        <w:t xml:space="preserve">   explain</w:t>
       </w:r>
     </w:p>
     <w:tbl>
@@ -1484,25 +1499,44 @@
             </w:pPr>
             <w:r>
               <w:rPr>
+                <w:color w:val="1A2733"/>
+                <w:sz w:val="21"/>
+                <w:szCs w:val="21"/>
+              </w:rPr>
+              <w:t xml:space="preserve">On the balance scale you put n + 8 on one side and 20 on the other. How did you decide what belongs on each side of the equal sign?</w:t>
+            </w:r>
+          </w:p>
+          <w:p>
+            <w:pPr>
+              <w:spacing w:after="0"/>
+            </w:pPr>
+            <w:r>
+              <w:rPr>
                 <w:b/>
                 <w:bCs/>
                 <w:color w:val="12355B"/>
-                <w:sz w:val="22"/>
-                <w:szCs w:val="22"/>
-              </w:rPr>
-              <w:t xml:space="preserve">Case File: Translate the Clues</w:t>
-            </w:r>
-          </w:p>
-          <w:p>
-            <w:pPr>
-              <w:spacing w:after="0"/>
-            </w:pPr>
-            <w:r>
-              <w:rPr>
-                <w:sz w:val="21"/>
-                <w:szCs w:val="21"/>
-              </w:rPr>
-              <w:t xml:space="preserve">Detective Ruiz received a tip: 'A number of stolen gems plus 8 more equals 20 total gems.' She needs to write an equation to represent this clue before she can solve the case. How would you write this situation as an equation?</w:t>
+                <w:sz w:val="20"/>
+                <w:szCs w:val="20"/>
+              </w:rPr>
+              <w:t xml:space="preserve">Your job:  </w:t>
+            </w:r>
+            <w:r>
+              <w:rPr>
+                <w:sz w:val="20"/>
+                <w:szCs w:val="20"/>
+              </w:rPr>
+              <w:t xml:space="preserve">Answer the question. Use math evidence. Explain how the evidence proves your answer.</w:t>
+            </w:r>
+            <w:r>
+              <w:rPr>
+                <w:i/>
+                <w:iCs/>
+                <w:color w:val="5F6F80"/>
+                <w:sz w:val="18"/>
+                <w:szCs w:val="18"/>
+              </w:rPr>
+              <w:br/>
+              <w:t xml:space="preserve">Responde la pregunta. Usa evidencia matemática. Explica cómo la evidencia demuestra tu respuesta.</w:t>
             </w:r>
           </w:p>
         </w:tc>
@@ -1510,94 +1544,6 @@
     </w:tbl>
     <w:p>
       <w:pPr>
-        <w:spacing w:after="80"/>
-      </w:pPr>
-      <w:r>
-        <w:t xml:space="preserve"/>
-      </w:r>
-    </w:p>
-    <w:p>
-      <w:pPr>
-        <w:spacing w:after="50" w:before="60"/>
-      </w:pPr>
-      <w:r>
-        <w:rPr>
-          <w:b/>
-          <w:bCs/>
-          <w:color w:val="12355B"/>
-          <w:sz w:val="21"/>
-          <w:szCs w:val="21"/>
-        </w:rPr>
-        <w:t xml:space="preserve">Think about:</w:t>
-      </w:r>
-    </w:p>
-    <w:p>
-      <w:pPr>
-        <w:spacing w:after="40"/>
-        <w:ind w:left="300"/>
-      </w:pPr>
-      <w:r>
-        <w:rPr>
-          <w:sz w:val="20"/>
-          <w:szCs w:val="20"/>
-        </w:rPr>
-        <w:t xml:space="preserve">•  What quantity is unknown in this situation?</w:t>
-      </w:r>
-    </w:p>
-    <w:p>
-      <w:pPr>
-        <w:spacing w:after="40"/>
-        <w:ind w:left="300"/>
-      </w:pPr>
-      <w:r>
-        <w:rPr>
-          <w:sz w:val="20"/>
-          <w:szCs w:val="20"/>
-        </w:rPr>
-        <w:t xml:space="preserve">•  What does 'plus 8 more' tell you about the operation?</w:t>
-      </w:r>
-    </w:p>
-    <w:p>
-      <w:pPr>
-        <w:spacing w:after="40"/>
-        <w:ind w:left="300"/>
-      </w:pPr>
-      <w:r>
-        <w:rPr>
-          <w:sz w:val="20"/>
-          <w:szCs w:val="20"/>
-        </w:rPr>
-        <w:t xml:space="preserve">•  What does 'equals 20 total' tell you?</w:t>
-      </w:r>
-    </w:p>
-    <w:p>
-      <w:pPr>
-        <w:spacing w:after="40"/>
-        <w:ind w:left="300"/>
-      </w:pPr>
-      <w:r>
-        <w:rPr>
-          <w:sz w:val="20"/>
-          <w:szCs w:val="20"/>
-        </w:rPr>
-        <w:t xml:space="preserve">•  What if the clue said 'twice a number equals 20' instead?</w:t>
-      </w:r>
-    </w:p>
-    <w:p>
-      <w:pPr>
-        <w:spacing w:after="40"/>
-        <w:ind w:left="300"/>
-      </w:pPr>
-      <w:r>
-        <w:rPr>
-          <w:sz w:val="20"/>
-          <w:szCs w:val="20"/>
-        </w:rPr>
-        <w:t xml:space="preserve">•  Could you use a different variable letter and still have the same equation?</w:t>
-      </w:r>
-    </w:p>
-    <w:p>
-      <w:pPr>
         <w:pStyle w:val="Heading2"/>
         <w:spacing w:after="80" w:before="180"/>
       </w:pPr>
@@ -1609,7 +1555,7 @@
           <w:sz w:val="24"/>
           <w:szCs w:val="24"/>
         </w:rPr>
-        <w:t xml:space="preserve">Solved Example</w:t>
+        <w:t xml:space="preserve">2. Plan Your Math Words</w:t>
       </w:r>
       <w:r>
         <w:rPr>
@@ -1619,150 +1565,299 @@
           <w:sz w:val="19"/>
           <w:szCs w:val="19"/>
         </w:rPr>
-        <w:t xml:space="preserve">   I Do — watch each step</w:t>
-      </w:r>
-    </w:p>
-    <w:p>
-      <w:pPr>
-        <w:keepNext/>
-        <w:spacing w:after="40"/>
-      </w:pPr>
-      <w:r>
-        <w:rPr>
-          <w:b/>
-          <w:bCs/>
-          <w:color w:val="12355B"/>
-          <w:sz w:val="21"/>
-          <w:szCs w:val="21"/>
-        </w:rPr>
-        <w:t xml:space="preserve">Problem:  </w:t>
-      </w:r>
-      <w:r>
-        <w:rPr>
-          <w:sz w:val="21"/>
-          <w:szCs w:val="21"/>
-        </w:rPr>
-        <w:t xml:space="preserve">Which equation represents: 'A number plus 12 equals 30'?</w:t>
-      </w:r>
-    </w:p>
-    <w:p>
-      <w:pPr>
-        <w:spacing w:after="30"/>
-        <w:ind w:left="420"/>
-      </w:pPr>
-      <w:r>
-        <w:rPr>
+        <w:t xml:space="preserve">   check at least two</w:t>
+      </w:r>
+    </w:p>
+    <w:p>
+      <w:pPr>
+        <w:spacing w:after="60"/>
+      </w:pPr>
+      <w:r>
+        <w:rPr>
+          <w:b/>
+          <w:bCs/>
+          <w:color w:val="1FA6A2"/>
+          <w:sz w:val="22"/>
+          <w:szCs w:val="22"/>
+        </w:rPr>
+        <w:t xml:space="preserve">☐  </w:t>
+      </w:r>
+      <w:r>
+        <w:rPr>
+          <w:b/>
+          <w:bCs/>
+          <w:color w:val="12355B"/>
           <w:sz w:val="20"/>
           <w:szCs w:val="20"/>
         </w:rPr>
-        <w:t xml:space="preserve">A)  n + 12 = 30</w:t>
-      </w:r>
-    </w:p>
-    <w:p>
-      <w:pPr>
-        <w:spacing w:after="30"/>
-        <w:ind w:left="420"/>
-      </w:pPr>
+        <w:t xml:space="preserve">Equation — </w:t>
+      </w:r>
       <w:r>
         <w:rPr>
           <w:sz w:val="20"/>
           <w:szCs w:val="20"/>
         </w:rPr>
-        <w:t xml:space="preserve">B)  n − 12 = 30</w:t>
-      </w:r>
-    </w:p>
-    <w:p>
-      <w:pPr>
-        <w:spacing w:after="30"/>
-        <w:ind w:left="420"/>
-      </w:pPr>
-      <w:r>
-        <w:rPr>
+        <w:t xml:space="preserve">A math sentence with an equal sign showing both sides are the same.</w:t>
+      </w:r>
+      <w:r>
+        <w:rPr>
+          <w:i/>
+          <w:iCs/>
+          <w:color w:val="5F6F80"/>
+          <w:sz w:val="18"/>
+          <w:szCs w:val="18"/>
+        </w:rPr>
+        <w:br/>
+        <w:t xml:space="preserve">Ecuación — Una oración matemática con un signo igual que muestra que ambos lados son iguales.</w:t>
+      </w:r>
+    </w:p>
+    <w:p>
+      <w:pPr>
+        <w:spacing w:after="60"/>
+      </w:pPr>
+      <w:r>
+        <w:rPr>
+          <w:b/>
+          <w:bCs/>
+          <w:color w:val="1FA6A2"/>
+          <w:sz w:val="22"/>
+          <w:szCs w:val="22"/>
+        </w:rPr>
+        <w:t xml:space="preserve">☐  </w:t>
+      </w:r>
+      <w:r>
+        <w:rPr>
+          <w:b/>
+          <w:bCs/>
+          <w:color w:val="12355B"/>
           <w:sz w:val="20"/>
           <w:szCs w:val="20"/>
         </w:rPr>
-        <w:t xml:space="preserve">C)  12n = 30</w:t>
-      </w:r>
-    </w:p>
-    <w:p>
-      <w:pPr>
-        <w:spacing w:after="30"/>
-        <w:ind w:left="420"/>
-      </w:pPr>
+        <w:t xml:space="preserve">Variable — </w:t>
+      </w:r>
       <w:r>
         <w:rPr>
           <w:sz w:val="20"/>
           <w:szCs w:val="20"/>
         </w:rPr>
-        <w:t xml:space="preserve">D)  n / 12 = 30</w:t>
-      </w:r>
-    </w:p>
-    <w:p>
-      <w:pPr>
-        <w:spacing w:after="20" w:before="50"/>
+        <w:t xml:space="preserve">A letter that stands for an unknown number.</w:t>
+      </w:r>
+      <w:r>
+        <w:rPr>
+          <w:i/>
+          <w:iCs/>
+          <w:color w:val="5F6F80"/>
+          <w:sz w:val="18"/>
+          <w:szCs w:val="18"/>
+        </w:rPr>
+        <w:br/>
+        <w:t xml:space="preserve">Variable — Una letra que representa un número desconocido.</w:t>
+      </w:r>
+    </w:p>
+    <w:p>
+      <w:pPr>
+        <w:spacing w:after="60"/>
       </w:pPr>
       <w:r>
         <w:rPr>
           <w:b/>
           <w:bCs/>
           <w:color w:val="1FA6A2"/>
-          <w:sz w:val="21"/>
-          <w:szCs w:val="21"/>
-        </w:rPr>
-        <w:t xml:space="preserve">Step 1:  </w:t>
-      </w:r>
-      <w:r>
-        <w:rPr>
-          <w:sz w:val="21"/>
-          <w:szCs w:val="21"/>
-        </w:rPr>
-        <w:t xml:space="preserve">'Plus' means addition, so the equation is n + 12 = 30.</w:t>
-      </w:r>
-    </w:p>
-    <w:p>
-      <w:pPr>
-        <w:spacing w:after="40" w:before="60"/>
-      </w:pPr>
-      <w:r>
-        <w:rPr>
-          <w:b/>
-          <w:bCs/>
-          <w:color w:val="12355B"/>
-          <w:sz w:val="21"/>
-          <w:szCs w:val="21"/>
-        </w:rPr>
-        <w:t xml:space="preserve">Answer:  </w:t>
-      </w:r>
-      <w:r>
-        <w:rPr>
-          <w:b/>
-          <w:bCs/>
-          <w:sz w:val="21"/>
-          <w:szCs w:val="21"/>
-        </w:rPr>
-        <w:t xml:space="preserve">A. n + 12 = 30</w:t>
-      </w:r>
-    </w:p>
-    <w:p>
-      <w:pPr>
-        <w:pStyle w:val="Heading1"/>
-        <w:pageBreakBefore/>
-        <w:pBdr>
-          <w:bottom w:val="single" w:color="1FA6A2" w:sz="14" w:space="6"/>
-        </w:pBdr>
-        <w:spacing w:after="140" w:before="0"/>
-      </w:pPr>
-      <w:r>
-        <w:rPr>
-          <w:b/>
-          <w:bCs/>
-          <w:color w:val="12355B"/>
-          <w:sz w:val="30"/>
-          <w:szCs w:val="30"/>
-        </w:rPr>
-        <w:t xml:space="preserve">Guided Practice</w:t>
-      </w:r>
-    </w:p>
+          <w:sz w:val="22"/>
+          <w:szCs w:val="22"/>
+        </w:rPr>
+        <w:t xml:space="preserve">☐  </w:t>
+      </w:r>
+      <w:r>
+        <w:rPr>
+          <w:b/>
+          <w:bCs/>
+          <w:color w:val="12355B"/>
+          <w:sz w:val="20"/>
+          <w:szCs w:val="20"/>
+        </w:rPr>
+        <w:t xml:space="preserve">Equal sign — </w:t>
+      </w:r>
+      <w:r>
+        <w:rPr>
+          <w:sz w:val="20"/>
+          <w:szCs w:val="20"/>
+        </w:rPr>
+        <w:t xml:space="preserve">The = sign, showing both sides are the same.</w:t>
+      </w:r>
+      <w:r>
+        <w:rPr>
+          <w:i/>
+          <w:iCs/>
+          <w:color w:val="5F6F80"/>
+          <w:sz w:val="18"/>
+          <w:szCs w:val="18"/>
+        </w:rPr>
+        <w:br/>
+        <w:t xml:space="preserve">Signo igual — El signo =, que muestra que ambos lados son iguales.</w:t>
+      </w:r>
+    </w:p>
+    <w:p>
+      <w:pPr>
+        <w:spacing w:after="60"/>
+      </w:pPr>
+      <w:r>
+        <w:rPr>
+          <w:b/>
+          <w:bCs/>
+          <w:color w:val="1FA6A2"/>
+          <w:sz w:val="22"/>
+          <w:szCs w:val="22"/>
+        </w:rPr>
+        <w:t xml:space="preserve">☐  </w:t>
+      </w:r>
+      <w:r>
+        <w:rPr>
+          <w:b/>
+          <w:bCs/>
+          <w:color w:val="12355B"/>
+          <w:sz w:val="20"/>
+          <w:szCs w:val="20"/>
+        </w:rPr>
+        <w:t xml:space="preserve">Expression — </w:t>
+      </w:r>
+      <w:r>
+        <w:rPr>
+          <w:sz w:val="20"/>
+          <w:szCs w:val="20"/>
+        </w:rPr>
+        <w:t xml:space="preserve">A math phrase with numbers and letters, but no equal sign.</w:t>
+      </w:r>
+      <w:r>
+        <w:rPr>
+          <w:i/>
+          <w:iCs/>
+          <w:color w:val="5F6F80"/>
+          <w:sz w:val="18"/>
+          <w:szCs w:val="18"/>
+        </w:rPr>
+        <w:br/>
+        <w:t xml:space="preserve">Expresión — Una frase matemática con números y letras, pero sin signo igual.</w:t>
+      </w:r>
+    </w:p>
+    <w:p>
+      <w:pPr>
+        <w:spacing w:after="60"/>
+      </w:pPr>
+      <w:r>
+        <w:rPr>
+          <w:b/>
+          <w:bCs/>
+          <w:color w:val="1FA6A2"/>
+          <w:sz w:val="22"/>
+          <w:szCs w:val="22"/>
+        </w:rPr>
+        <w:t xml:space="preserve">☐  </w:t>
+      </w:r>
+      <w:r>
+        <w:rPr>
+          <w:b/>
+          <w:bCs/>
+          <w:color w:val="12355B"/>
+          <w:sz w:val="20"/>
+          <w:szCs w:val="20"/>
+        </w:rPr>
+        <w:t xml:space="preserve">Constant — </w:t>
+      </w:r>
+      <w:r>
+        <w:rPr>
+          <w:sz w:val="20"/>
+          <w:szCs w:val="20"/>
+        </w:rPr>
+        <w:t xml:space="preserve">A fixed number in an expression or equation that does not change.</w:t>
+      </w:r>
+      <w:r>
+        <w:rPr>
+          <w:i/>
+          <w:iCs/>
+          <w:color w:val="5F6F80"/>
+          <w:sz w:val="18"/>
+          <w:szCs w:val="18"/>
+        </w:rPr>
+        <w:br/>
+        <w:t xml:space="preserve">Constante — Un número fijo en una expresión o ecuación que no cambia.</w:t>
+      </w:r>
+    </w:p>
+    <w:tbl>
+      <w:tblPr>
+        <w:tblW w:type="pct" w:w="100%"/>
+        <w:tblBorders>
+          <w:top w:val="single" w:color="1FA6A2" w:sz="8"/>
+          <w:left w:val="single" w:color="1FA6A2" w:sz="8"/>
+          <w:bottom w:val="single" w:color="1FA6A2" w:sz="8"/>
+          <w:right w:val="single" w:color="1FA6A2" w:sz="8"/>
+          <w:insideH w:val="single" w:color="auto" w:sz="4"/>
+          <w:insideV w:val="single" w:color="auto" w:sz="4"/>
+        </w:tblBorders>
+      </w:tblPr>
+      <w:tblGrid>
+        <w:gridCol w:w="100"/>
+      </w:tblGrid>
+      <w:tr>
+        <w:tc>
+          <w:tcPr>
+            <w:shd w:fill="F7FFFD" w:color="auto" w:val="clear"/>
+            <w:tcMar>
+              <w:top w:type="dxa" w:w="120"/>
+              <w:left w:type="dxa" w:w="180"/>
+              <w:bottom w:type="dxa" w:w="120"/>
+              <w:right w:type="dxa" w:w="180"/>
+            </w:tcMar>
+          </w:tcPr>
+          <w:p>
+            <w:pPr>
+              <w:spacing w:after="50"/>
+            </w:pPr>
+            <w:r>
+              <w:rPr>
+                <w:b/>
+                <w:bCs/>
+                <w:color w:val="1FA6A2"/>
+                <w:sz w:val="20"/>
+                <w:szCs w:val="20"/>
+              </w:rPr>
+              <w:t xml:space="preserve">Say it first:  </w:t>
+            </w:r>
+            <w:r>
+              <w:rPr>
+                <w:sz w:val="20"/>
+                <w:szCs w:val="20"/>
+              </w:rPr>
+              <w:t xml:space="preserve">Say your idea to a partner or quietly to yourself before you write.</w:t>
+            </w:r>
+          </w:p>
+          <w:p>
+            <w:pPr>
+              <w:spacing w:after="60"/>
+            </w:pPr>
+            <w:r>
+              <w:rPr>
+                <w:color w:val="1A2733"/>
+                <w:sz w:val="21"/>
+                <w:szCs w:val="21"/>
+              </w:rPr>
+              <w:t xml:space="preserve">I put ___ on the left side because ___.</w:t>
+            </w:r>
+            <w:r>
+              <w:rPr>
+                <w:i/>
+                <w:iCs/>
+                <w:color w:val="5F6F80"/>
+                <w:sz w:val="19"/>
+                <w:szCs w:val="19"/>
+              </w:rPr>
+              <w:br/>
+              <w:t xml:space="preserve">Puse ___ en el lado izquierdo porque ___.</w:t>
+            </w:r>
+          </w:p>
+        </w:tc>
+      </w:tr>
+    </w:tbl>
     <w:p>
       <w:pPr>
         <w:pStyle w:val="Heading2"/>
@@ -1776,181 +1871,17 @@
           <w:sz w:val="24"/>
           <w:szCs w:val="24"/>
         </w:rPr>
-        <w:t xml:space="preserve">Solve Together</w:t>
+        <w:t xml:space="preserve">3. Build Your Explanation</w:t>
       </w:r>
       <w:r>
         <w:rPr>
           <w:i/>
           <w:iCs/>
-          <w:color w:val="6B4FA0"/>
+          <w:color w:val="B97A12"/>
           <w:sz w:val="19"/>
           <w:szCs w:val="19"/>
         </w:rPr>
-        <w:t xml:space="preserve">   We Do — work with your class</w:t>
-      </w:r>
-    </w:p>
-    <w:p>
-      <w:pPr>
-        <w:keepNext/>
-        <w:spacing w:after="40" w:before="40"/>
-      </w:pPr>
-      <w:r>
-        <w:rPr>
-          <w:b/>
-          <w:bCs/>
-          <w:color w:val="12355B"/>
-          <w:sz w:val="21"/>
-          <w:szCs w:val="21"/>
-        </w:rPr>
-        <w:t xml:space="preserve">Problem:  </w:t>
-      </w:r>
-      <w:r>
-        <w:rPr>
-          <w:sz w:val="21"/>
-          <w:szCs w:val="21"/>
-        </w:rPr>
-        <w:t xml:space="preserve">Which equation represents: 'Seven less than a number is 18'?</w:t>
-      </w:r>
-    </w:p>
-    <w:p>
-      <w:pPr>
-        <w:spacing w:after="30"/>
-        <w:ind w:left="420"/>
-      </w:pPr>
-      <w:r>
-        <w:rPr>
-          <w:sz w:val="20"/>
-          <w:szCs w:val="20"/>
-        </w:rPr>
-        <w:t xml:space="preserve">A)  n − 7 = 18</w:t>
-      </w:r>
-    </w:p>
-    <w:p>
-      <w:pPr>
-        <w:spacing w:after="30"/>
-        <w:ind w:left="420"/>
-      </w:pPr>
-      <w:r>
-        <w:rPr>
-          <w:sz w:val="20"/>
-          <w:szCs w:val="20"/>
-        </w:rPr>
-        <w:t xml:space="preserve">B)  7 − n = 18</w:t>
-      </w:r>
-    </w:p>
-    <w:p>
-      <w:pPr>
-        <w:spacing w:after="30"/>
-        <w:ind w:left="420"/>
-      </w:pPr>
-      <w:r>
-        <w:rPr>
-          <w:sz w:val="20"/>
-          <w:szCs w:val="20"/>
-        </w:rPr>
-        <w:t xml:space="preserve">C)  n + 7 = 18</w:t>
-      </w:r>
-    </w:p>
-    <w:p>
-      <w:pPr>
-        <w:spacing w:after="30"/>
-        <w:ind w:left="420"/>
-      </w:pPr>
-      <w:r>
-        <w:rPr>
-          <w:sz w:val="20"/>
-          <w:szCs w:val="20"/>
-        </w:rPr>
-        <w:t xml:space="preserve">D)  n / 7 = 18</w:t>
-      </w:r>
-    </w:p>
-    <w:p>
-      <w:pPr>
-        <w:keepNext/>
-        <w:spacing w:after="0" w:before="50"/>
-      </w:pPr>
-      <w:r>
-        <w:rPr>
-          <w:b/>
-          <w:bCs/>
-          <w:color w:val="6B4FA0"/>
-          <w:sz w:val="21"/>
-          <w:szCs w:val="21"/>
-        </w:rPr>
-        <w:t xml:space="preserve">Step 1:</w:t>
-      </w:r>
-    </w:p>
-    <w:p>
-      <w:pPr>
-        <w:pBdr>
-          <w:bottom w:val="single" w:color="AFBECC" w:sz="6"/>
-        </w:pBdr>
-        <w:spacing w:after="30" w:before="150"/>
-      </w:pPr>
-      <w:r>
-        <w:t xml:space="preserve"/>
-      </w:r>
-    </w:p>
-    <w:p>
-      <w:pPr>
-        <w:keepNext/>
-        <w:spacing w:after="0" w:before="50"/>
-      </w:pPr>
-      <w:r>
-        <w:rPr>
-          <w:b/>
-          <w:bCs/>
-          <w:color w:val="6B4FA0"/>
-          <w:sz w:val="21"/>
-          <w:szCs w:val="21"/>
-        </w:rPr>
-        <w:t xml:space="preserve">Step 2:</w:t>
-      </w:r>
-    </w:p>
-    <w:p>
-      <w:pPr>
-        <w:pBdr>
-          <w:bottom w:val="single" w:color="AFBECC" w:sz="6"/>
-        </w:pBdr>
-        <w:spacing w:after="30" w:before="150"/>
-      </w:pPr>
-      <w:r>
-        <w:t xml:space="preserve"/>
-      </w:r>
-    </w:p>
-    <w:p>
-      <w:pPr>
-        <w:keepNext/>
-        <w:spacing w:after="0" w:before="60"/>
-      </w:pPr>
-      <w:r>
-        <w:rPr>
-          <w:b/>
-          <w:bCs/>
-          <w:color w:val="12355B"/>
-          <w:sz w:val="21"/>
-          <w:szCs w:val="21"/>
-        </w:rPr>
-        <w:t xml:space="preserve">Answer:</w:t>
-      </w:r>
-    </w:p>
-    <w:p>
-      <w:pPr>
-        <w:pBdr>
-          <w:bottom w:val="single" w:color="AFBECC" w:sz="6"/>
-        </w:pBdr>
-        <w:spacing w:after="30" w:before="150"/>
-      </w:pPr>
-      <w:r>
-        <w:t xml:space="preserve"/>
-      </w:r>
-    </w:p>
-    <w:p>
-      <w:pPr>
-        <w:spacing w:after="80"/>
-      </w:pPr>
-      <w:r>
-        <w:t xml:space="preserve"/>
+        <w:t xml:space="preserve">   choose your support</w:t>
       </w:r>
     </w:p>
     <w:tbl>
@@ -1981,6 +1912,1371 @@
           </w:tcPr>
           <w:p>
             <w:pPr>
+              <w:spacing w:after="50"/>
+            </w:pPr>
+            <w:r>
+              <w:rPr>
+                <w:i/>
+                <w:iCs/>
+                <w:color w:val="5F6F80"/>
+                <w:sz w:val="19"/>
+                <w:szCs w:val="19"/>
+              </w:rPr>
+              <w:t xml:space="preserve">This model shows the parts of an explanation. It does not answer your writing question.</w:t>
+            </w:r>
+          </w:p>
+          <w:p>
+            <w:pPr>
+              <w:spacing w:after="80"/>
+            </w:pPr>
+            <w:r>
+              <w:rPr>
+                <w:b/>
+                <w:bCs/>
+                <w:color w:val="12355B"/>
+                <w:sz w:val="19"/>
+                <w:szCs w:val="19"/>
+              </w:rPr>
+              <w:t xml:space="preserve">Claim:  </w:t>
+            </w:r>
+            <w:r>
+              <w:rPr>
+                <w:sz w:val="19"/>
+                <w:szCs w:val="19"/>
+              </w:rPr>
+              <w:t xml:space="preserve">I let a variable stand for the unknown number of gems.</w:t>
+            </w:r>
+          </w:p>
+          <w:p>
+            <w:pPr>
+              <w:spacing w:after="80"/>
+            </w:pPr>
+            <w:r>
+              <w:rPr>
+                <w:b/>
+                <w:bCs/>
+                <w:color w:val="12355B"/>
+                <w:sz w:val="19"/>
+                <w:szCs w:val="19"/>
+              </w:rPr>
+              <w:t xml:space="preserve">Evidence:  </w:t>
+            </w:r>
+            <w:r>
+              <w:rPr>
+                <w:sz w:val="19"/>
+                <w:szCs w:val="19"/>
+              </w:rPr>
+              <w:t xml:space="preserve">Students choose a variable (such as n) for the unknown gems, build n + 8 = 20, and connect 'plus 8 more' to + 8 and 'equals 20 total' to = 20.</w:t>
+            </w:r>
+          </w:p>
+          <w:p>
+            <w:pPr>
+              <w:spacing w:after="80"/>
+            </w:pPr>
+            <w:r>
+              <w:rPr>
+                <w:b/>
+                <w:bCs/>
+                <w:color w:val="12355B"/>
+                <w:sz w:val="19"/>
+                <w:szCs w:val="19"/>
+              </w:rPr>
+              <w:t xml:space="preserve">Reasoning:  </w:t>
+            </w:r>
+            <w:r>
+              <w:rPr>
+                <w:sz w:val="19"/>
+                <w:szCs w:val="19"/>
+              </w:rPr>
+              <w:t xml:space="preserve">This evidence connects the definition of equation to the mathematical claim.</w:t>
+            </w:r>
+          </w:p>
+        </w:tc>
+      </w:tr>
+    </w:tbl>
+    <w:p>
+      <w:pPr>
+        <w:pStyle w:val="Heading2"/>
+        <w:spacing w:after="80" w:before="180"/>
+      </w:pPr>
+      <w:r>
+        <w:rPr>
+          <w:b/>
+          <w:bCs/>
+          <w:color w:val="12355B"/>
+          <w:sz w:val="24"/>
+          <w:szCs w:val="24"/>
+        </w:rPr>
+        <w:t xml:space="preserve">Start</w:t>
+      </w:r>
+      <w:r>
+        <w:rPr>
+          <w:i/>
+          <w:iCs/>
+          <w:color w:val="1FA6A2"/>
+          <w:sz w:val="19"/>
+          <w:szCs w:val="19"/>
+        </w:rPr>
+        <w:t xml:space="preserve">   Most language support</w:t>
+      </w:r>
+    </w:p>
+    <w:p>
+      <w:pPr>
+        <w:spacing w:after="60"/>
+      </w:pPr>
+      <w:r>
+        <w:rPr>
+          <w:color w:val="1A2733"/>
+          <w:sz w:val="21"/>
+          <w:szCs w:val="21"/>
+        </w:rPr>
+        <w:t xml:space="preserve">Complete the frames. Use the word bank.</w:t>
+      </w:r>
+      <w:r>
+        <w:rPr>
+          <w:i/>
+          <w:iCs/>
+          <w:color w:val="5F6F80"/>
+          <w:sz w:val="19"/>
+          <w:szCs w:val="19"/>
+        </w:rPr>
+        <w:br/>
+        <w:t xml:space="preserve">Completa las oraciones. Usa el banco de palabras.</w:t>
+      </w:r>
+    </w:p>
+    <w:p>
+      <w:pPr>
+        <w:spacing w:after="60"/>
+      </w:pPr>
+      <w:r>
+        <w:rPr>
+          <w:color w:val="1A2733"/>
+          <w:sz w:val="21"/>
+          <w:szCs w:val="21"/>
+        </w:rPr>
+        <w:t xml:space="preserve">I put ___ on the left side because ___.</w:t>
+      </w:r>
+      <w:r>
+        <w:rPr>
+          <w:i/>
+          <w:iCs/>
+          <w:color w:val="5F6F80"/>
+          <w:sz w:val="19"/>
+          <w:szCs w:val="19"/>
+        </w:rPr>
+        <w:br/>
+        <w:t xml:space="preserve">Puse ___ en el lado izquierdo porque ___.</w:t>
+      </w:r>
+    </w:p>
+    <w:p>
+      <w:pPr>
+        <w:spacing w:after="60"/>
+      </w:pPr>
+      <w:r>
+        <w:rPr>
+          <w:color w:val="1A2733"/>
+          <w:sz w:val="21"/>
+          <w:szCs w:val="21"/>
+        </w:rPr>
+        <w:t xml:space="preserve">The equal sign means both sides are ___.</w:t>
+      </w:r>
+      <w:r>
+        <w:rPr>
+          <w:i/>
+          <w:iCs/>
+          <w:color w:val="5F6F80"/>
+          <w:sz w:val="19"/>
+          <w:szCs w:val="19"/>
+        </w:rPr>
+        <w:br/>
+        <w:t xml:space="preserve">El signo igual significa que ambos lados son ___.</w:t>
+      </w:r>
+    </w:p>
+    <w:tbl>
+      <w:tblPr>
+        <w:tblW w:type="pct" w:w="100%"/>
+        <w:tblBorders>
+          <w:top w:val="single" w:color="C7D2DD" w:sz="6"/>
+          <w:left w:val="single" w:color="C7D2DD" w:sz="6"/>
+          <w:bottom w:val="single" w:color="C7D2DD" w:sz="6"/>
+          <w:right w:val="single" w:color="C7D2DD" w:sz="6"/>
+          <w:insideH w:val="single" w:color="auto" w:sz="4"/>
+          <w:insideV w:val="single" w:color="auto" w:sz="4"/>
+        </w:tblBorders>
+      </w:tblPr>
+      <w:tblGrid>
+        <w:gridCol w:w="100"/>
+      </w:tblGrid>
+      <w:tr>
+        <w:tc>
+          <w:tcPr>
+            <w:shd w:fill="FBF3E2" w:color="auto" w:val="clear"/>
+            <w:tcMar>
+              <w:top w:type="dxa" w:w="60"/>
+              <w:left w:type="dxa" w:w="120"/>
+              <w:bottom w:type="dxa" w:w="60"/>
+              <w:right w:type="dxa" w:w="120"/>
+            </w:tcMar>
+          </w:tcPr>
+          <w:p>
+            <w:pPr>
+              <w:spacing w:after="0" w:line="320"/>
+            </w:pPr>
+            <w:r>
+              <w:t xml:space="preserve"/>
+            </w:r>
+          </w:p>
+          <w:p>
+            <w:pPr>
+              <w:spacing w:after="0" w:line="320"/>
+            </w:pPr>
+            <w:r>
+              <w:t xml:space="preserve"/>
+            </w:r>
+          </w:p>
+          <w:p>
+            <w:pPr>
+              <w:spacing w:after="0" w:line="320"/>
+            </w:pPr>
+            <w:r>
+              <w:t xml:space="preserve"/>
+            </w:r>
+          </w:p>
+        </w:tc>
+      </w:tr>
+    </w:tbl>
+    <w:p>
+      <w:pPr>
+        <w:pStyle w:val="Heading2"/>
+        <w:spacing w:after="80" w:before="180"/>
+      </w:pPr>
+      <w:r>
+        <w:rPr>
+          <w:b/>
+          <w:bCs/>
+          <w:color w:val="12355B"/>
+          <w:sz w:val="24"/>
+          <w:szCs w:val="24"/>
+        </w:rPr>
+        <w:t xml:space="preserve">Build</w:t>
+      </w:r>
+      <w:r>
+        <w:rPr>
+          <w:i/>
+          <w:iCs/>
+          <w:color w:val="B97A12"/>
+          <w:sz w:val="19"/>
+          <w:szCs w:val="19"/>
+        </w:rPr>
+        <w:t xml:space="preserve">   Some language support</w:t>
+      </w:r>
+    </w:p>
+    <w:p>
+      <w:pPr>
+        <w:spacing w:after="60"/>
+      </w:pPr>
+      <w:r>
+        <w:rPr>
+          <w:color w:val="1A2733"/>
+          <w:sz w:val="21"/>
+          <w:szCs w:val="21"/>
+        </w:rPr>
+        <w:t xml:space="preserve">Write two connected sentences. Use because, so, or but.</w:t>
+      </w:r>
+      <w:r>
+        <w:rPr>
+          <w:i/>
+          <w:iCs/>
+          <w:color w:val="5F6F80"/>
+          <w:sz w:val="19"/>
+          <w:szCs w:val="19"/>
+        </w:rPr>
+        <w:br/>
+        <w:t xml:space="preserve">Escribe dos oraciones conectadas. Usa porque, entonces o pero.</w:t>
+      </w:r>
+    </w:p>
+    <w:p>
+      <w:pPr>
+        <w:spacing w:after="60"/>
+      </w:pPr>
+      <w:r>
+        <w:rPr>
+          <w:color w:val="1A2733"/>
+          <w:sz w:val="21"/>
+          <w:szCs w:val="21"/>
+        </w:rPr>
+        <w:t xml:space="preserve">My claim is ___.</w:t>
+      </w:r>
+      <w:r>
+        <w:rPr>
+          <w:i/>
+          <w:iCs/>
+          <w:color w:val="5F6F80"/>
+          <w:sz w:val="19"/>
+          <w:szCs w:val="19"/>
+        </w:rPr>
+        <w:br/>
+        <w:t xml:space="preserve">Mi afirmación es ___.</w:t>
+      </w:r>
+    </w:p>
+    <w:p>
+      <w:pPr>
+        <w:spacing w:after="60"/>
+      </w:pPr>
+      <w:r>
+        <w:rPr>
+          <w:color w:val="1A2733"/>
+          <w:sz w:val="21"/>
+          <w:szCs w:val="21"/>
+        </w:rPr>
+        <w:t xml:space="preserve">I know because ___.</w:t>
+      </w:r>
+      <w:r>
+        <w:rPr>
+          <w:i/>
+          <w:iCs/>
+          <w:color w:val="5F6F80"/>
+          <w:sz w:val="19"/>
+          <w:szCs w:val="19"/>
+        </w:rPr>
+        <w:br/>
+        <w:t xml:space="preserve">Lo sé porque ___.</w:t>
+      </w:r>
+    </w:p>
+    <w:p>
+      <w:pPr>
+        <w:spacing w:after="60"/>
+      </w:pPr>
+      <w:r>
+        <w:rPr>
+          <w:color w:val="1A2733"/>
+          <w:sz w:val="21"/>
+          <w:szCs w:val="21"/>
+        </w:rPr>
+        <w:t xml:space="preserve">So ___.</w:t>
+      </w:r>
+      <w:r>
+        <w:rPr>
+          <w:i/>
+          <w:iCs/>
+          <w:color w:val="5F6F80"/>
+          <w:sz w:val="19"/>
+          <w:szCs w:val="19"/>
+        </w:rPr>
+        <w:br/>
+        <w:t xml:space="preserve">Entonces ___.</w:t>
+      </w:r>
+    </w:p>
+    <w:tbl>
+      <w:tblPr>
+        <w:tblW w:type="pct" w:w="100%"/>
+        <w:tblBorders>
+          <w:top w:val="single" w:color="C7D2DD" w:sz="6"/>
+          <w:left w:val="single" w:color="C7D2DD" w:sz="6"/>
+          <w:bottom w:val="single" w:color="C7D2DD" w:sz="6"/>
+          <w:right w:val="single" w:color="C7D2DD" w:sz="6"/>
+          <w:insideH w:val="single" w:color="auto" w:sz="4"/>
+          <w:insideV w:val="single" w:color="auto" w:sz="4"/>
+        </w:tblBorders>
+      </w:tblPr>
+      <w:tblGrid>
+        <w:gridCol w:w="100"/>
+      </w:tblGrid>
+      <w:tr>
+        <w:tc>
+          <w:tcPr>
+            <w:shd w:fill="FBF3E2" w:color="auto" w:val="clear"/>
+            <w:tcMar>
+              <w:top w:type="dxa" w:w="60"/>
+              <w:left w:type="dxa" w:w="120"/>
+              <w:bottom w:type="dxa" w:w="60"/>
+              <w:right w:type="dxa" w:w="120"/>
+            </w:tcMar>
+          </w:tcPr>
+          <w:p>
+            <w:pPr>
+              <w:spacing w:after="0" w:line="320"/>
+            </w:pPr>
+            <w:r>
+              <w:t xml:space="preserve"/>
+            </w:r>
+          </w:p>
+          <w:p>
+            <w:pPr>
+              <w:spacing w:after="0" w:line="320"/>
+            </w:pPr>
+            <w:r>
+              <w:t xml:space="preserve"/>
+            </w:r>
+          </w:p>
+          <w:p>
+            <w:pPr>
+              <w:spacing w:after="0" w:line="320"/>
+            </w:pPr>
+            <w:r>
+              <w:t xml:space="preserve"/>
+            </w:r>
+          </w:p>
+        </w:tc>
+      </w:tr>
+    </w:tbl>
+    <w:p>
+      <w:pPr>
+        <w:pStyle w:val="Heading2"/>
+        <w:spacing w:after="80" w:before="180"/>
+      </w:pPr>
+      <w:r>
+        <w:rPr>
+          <w:b/>
+          <w:bCs/>
+          <w:color w:val="12355B"/>
+          <w:sz w:val="24"/>
+          <w:szCs w:val="24"/>
+        </w:rPr>
+        <w:t xml:space="preserve">Explain</w:t>
+      </w:r>
+      <w:r>
+        <w:rPr>
+          <w:i/>
+          <w:iCs/>
+          <w:color w:val="B97A12"/>
+          <w:sz w:val="19"/>
+          <w:szCs w:val="19"/>
+        </w:rPr>
+        <w:t xml:space="preserve">   Light language support</w:t>
+      </w:r>
+    </w:p>
+    <w:p>
+      <w:pPr>
+        <w:spacing w:after="60"/>
+      </w:pPr>
+      <w:r>
+        <w:rPr>
+          <w:color w:val="1A2733"/>
+          <w:sz w:val="21"/>
+          <w:szCs w:val="21"/>
+        </w:rPr>
+        <w:t xml:space="preserve">Write a claim, give math evidence, and explain your reasoning.</w:t>
+      </w:r>
+      <w:r>
+        <w:rPr>
+          <w:i/>
+          <w:iCs/>
+          <w:color w:val="5F6F80"/>
+          <w:sz w:val="19"/>
+          <w:szCs w:val="19"/>
+        </w:rPr>
+        <w:br/>
+        <w:t xml:space="preserve">Escribe una afirmación, da evidencia matemática y explica tu razonamiento.</w:t>
+      </w:r>
+    </w:p>
+    <w:p>
+      <w:pPr>
+        <w:spacing w:after="60"/>
+      </w:pPr>
+      <w:r>
+        <w:rPr>
+          <w:color w:val="1A2733"/>
+          <w:sz w:val="21"/>
+          <w:szCs w:val="21"/>
+        </w:rPr>
+        <w:t xml:space="preserve">My claim is ___.</w:t>
+      </w:r>
+      <w:r>
+        <w:rPr>
+          <w:i/>
+          <w:iCs/>
+          <w:color w:val="5F6F80"/>
+          <w:sz w:val="19"/>
+          <w:szCs w:val="19"/>
+        </w:rPr>
+        <w:br/>
+        <w:t xml:space="preserve">Mi afirmación es ___.</w:t>
+      </w:r>
+    </w:p>
+    <w:p>
+      <w:pPr>
+        <w:spacing w:after="60"/>
+      </w:pPr>
+      <w:r>
+        <w:rPr>
+          <w:color w:val="1A2733"/>
+          <w:sz w:val="21"/>
+          <w:szCs w:val="21"/>
+        </w:rPr>
+        <w:t xml:space="preserve">My math evidence is ___.</w:t>
+      </w:r>
+      <w:r>
+        <w:rPr>
+          <w:i/>
+          <w:iCs/>
+          <w:color w:val="5F6F80"/>
+          <w:sz w:val="19"/>
+          <w:szCs w:val="19"/>
+        </w:rPr>
+        <w:br/>
+        <w:t xml:space="preserve">Mi evidencia matemática es ___.</w:t>
+      </w:r>
+    </w:p>
+    <w:p>
+      <w:pPr>
+        <w:spacing w:after="60"/>
+      </w:pPr>
+      <w:r>
+        <w:rPr>
+          <w:color w:val="1A2733"/>
+          <w:sz w:val="21"/>
+          <w:szCs w:val="21"/>
+        </w:rPr>
+        <w:t xml:space="preserve">This proves ___ because ___.</w:t>
+      </w:r>
+      <w:r>
+        <w:rPr>
+          <w:i/>
+          <w:iCs/>
+          <w:color w:val="5F6F80"/>
+          <w:sz w:val="19"/>
+          <w:szCs w:val="19"/>
+        </w:rPr>
+        <w:br/>
+        <w:t xml:space="preserve">Esto demuestra ___ porque ___.</w:t>
+      </w:r>
+    </w:p>
+    <w:tbl>
+      <w:tblPr>
+        <w:tblW w:type="pct" w:w="100%"/>
+        <w:tblBorders>
+          <w:top w:val="single" w:color="C7D2DD" w:sz="6"/>
+          <w:left w:val="single" w:color="C7D2DD" w:sz="6"/>
+          <w:bottom w:val="single" w:color="C7D2DD" w:sz="6"/>
+          <w:right w:val="single" w:color="C7D2DD" w:sz="6"/>
+          <w:insideH w:val="single" w:color="auto" w:sz="4"/>
+          <w:insideV w:val="single" w:color="auto" w:sz="4"/>
+        </w:tblBorders>
+      </w:tblPr>
+      <w:tblGrid>
+        <w:gridCol w:w="100"/>
+      </w:tblGrid>
+      <w:tr>
+        <w:tc>
+          <w:tcPr>
+            <w:shd w:fill="FBF3E2" w:color="auto" w:val="clear"/>
+            <w:tcMar>
+              <w:top w:type="dxa" w:w="60"/>
+              <w:left w:type="dxa" w:w="120"/>
+              <w:bottom w:type="dxa" w:w="60"/>
+              <w:right w:type="dxa" w:w="120"/>
+            </w:tcMar>
+          </w:tcPr>
+          <w:p>
+            <w:pPr>
+              <w:spacing w:after="0" w:line="320"/>
+            </w:pPr>
+            <w:r>
+              <w:t xml:space="preserve"/>
+            </w:r>
+          </w:p>
+          <w:p>
+            <w:pPr>
+              <w:spacing w:after="0" w:line="320"/>
+            </w:pPr>
+            <w:r>
+              <w:t xml:space="preserve"/>
+            </w:r>
+          </w:p>
+          <w:p>
+            <w:pPr>
+              <w:spacing w:after="0" w:line="320"/>
+            </w:pPr>
+            <w:r>
+              <w:t xml:space="preserve"/>
+            </w:r>
+          </w:p>
+          <w:p>
+            <w:pPr>
+              <w:spacing w:after="0" w:line="320"/>
+            </w:pPr>
+            <w:r>
+              <w:t xml:space="preserve"/>
+            </w:r>
+          </w:p>
+          <w:p>
+            <w:pPr>
+              <w:spacing w:after="0" w:line="320"/>
+            </w:pPr>
+            <w:r>
+              <w:t xml:space="preserve"/>
+            </w:r>
+          </w:p>
+        </w:tc>
+      </w:tr>
+    </w:tbl>
+    <w:p>
+      <w:pPr>
+        <w:pStyle w:val="Heading2"/>
+        <w:spacing w:after="80" w:before="180"/>
+      </w:pPr>
+      <w:r>
+        <w:rPr>
+          <w:b/>
+          <w:bCs/>
+          <w:color w:val="12355B"/>
+          <w:sz w:val="24"/>
+          <w:szCs w:val="24"/>
+        </w:rPr>
+        <w:t xml:space="preserve">4. Check Your Explanation</w:t>
+      </w:r>
+      <w:r>
+        <w:rPr>
+          <w:i/>
+          <w:iCs/>
+          <w:color w:val="1FA6A2"/>
+          <w:sz w:val="19"/>
+          <w:szCs w:val="19"/>
+        </w:rPr>
+        <w:t xml:space="preserve">   five quick checks</w:t>
+      </w:r>
+    </w:p>
+    <w:p>
+      <w:pPr>
+        <w:spacing w:after="80"/>
+      </w:pPr>
+      <w:r>
+        <w:rPr>
+          <w:b/>
+          <w:bCs/>
+          <w:color w:val="1FA6A2"/>
+          <w:sz w:val="22"/>
+          <w:szCs w:val="22"/>
+        </w:rPr>
+        <w:t xml:space="preserve">☐  </w:t>
+      </w:r>
+      <w:r>
+        <w:rPr>
+          <w:sz w:val="20"/>
+          <w:szCs w:val="20"/>
+        </w:rPr>
+        <w:t xml:space="preserve">I answered the question.</w:t>
+      </w:r>
+      <w:r>
+        <w:rPr>
+          <w:i/>
+          <w:iCs/>
+          <w:color w:val="5F6F80"/>
+          <w:sz w:val="18"/>
+          <w:szCs w:val="18"/>
+        </w:rPr>
+        <w:br/>
+        <w:t xml:space="preserve">Respondí la pregunta.</w:t>
+      </w:r>
+    </w:p>
+    <w:p>
+      <w:pPr>
+        <w:spacing w:after="80"/>
+      </w:pPr>
+      <w:r>
+        <w:rPr>
+          <w:b/>
+          <w:bCs/>
+          <w:color w:val="1FA6A2"/>
+          <w:sz w:val="22"/>
+          <w:szCs w:val="22"/>
+        </w:rPr>
+        <w:t xml:space="preserve">☐  </w:t>
+      </w:r>
+      <w:r>
+        <w:rPr>
+          <w:sz w:val="20"/>
+          <w:szCs w:val="20"/>
+        </w:rPr>
+        <w:t xml:space="preserve">I used math evidence: numbers, an equation, a model, or a comparison.</w:t>
+      </w:r>
+      <w:r>
+        <w:rPr>
+          <w:i/>
+          <w:iCs/>
+          <w:color w:val="5F6F80"/>
+          <w:sz w:val="18"/>
+          <w:szCs w:val="18"/>
+        </w:rPr>
+        <w:br/>
+        <w:t xml:space="preserve">Usé evidencia matemática: números, una ecuación, un modelo o una comparación.</w:t>
+      </w:r>
+    </w:p>
+    <w:p>
+      <w:pPr>
+        <w:spacing w:after="80"/>
+      </w:pPr>
+      <w:r>
+        <w:rPr>
+          <w:b/>
+          <w:bCs/>
+          <w:color w:val="1FA6A2"/>
+          <w:sz w:val="22"/>
+          <w:szCs w:val="22"/>
+        </w:rPr>
+        <w:t xml:space="preserve">☐  </w:t>
+      </w:r>
+      <w:r>
+        <w:rPr>
+          <w:sz w:val="20"/>
+          <w:szCs w:val="20"/>
+        </w:rPr>
+        <w:t xml:space="preserve">I explained how the evidence proves my answer.</w:t>
+      </w:r>
+      <w:r>
+        <w:rPr>
+          <w:i/>
+          <w:iCs/>
+          <w:color w:val="5F6F80"/>
+          <w:sz w:val="18"/>
+          <w:szCs w:val="18"/>
+        </w:rPr>
+        <w:br/>
+        <w:t xml:space="preserve">Expliqué cómo la evidencia demuestra mi respuesta.</w:t>
+      </w:r>
+    </w:p>
+    <w:p>
+      <w:pPr>
+        <w:spacing w:after="80"/>
+      </w:pPr>
+      <w:r>
+        <w:rPr>
+          <w:b/>
+          <w:bCs/>
+          <w:color w:val="1FA6A2"/>
+          <w:sz w:val="22"/>
+          <w:szCs w:val="22"/>
+        </w:rPr>
+        <w:t xml:space="preserve">☐  </w:t>
+      </w:r>
+      <w:r>
+        <w:rPr>
+          <w:sz w:val="20"/>
+          <w:szCs w:val="20"/>
+        </w:rPr>
+        <w:t xml:space="preserve">I used at least two math words.</w:t>
+      </w:r>
+      <w:r>
+        <w:rPr>
+          <w:i/>
+          <w:iCs/>
+          <w:color w:val="5F6F80"/>
+          <w:sz w:val="18"/>
+          <w:szCs w:val="18"/>
+        </w:rPr>
+        <w:br/>
+        <w:t xml:space="preserve">Usé por lo menos dos palabras matemáticas.</w:t>
+      </w:r>
+    </w:p>
+    <w:p>
+      <w:pPr>
+        <w:spacing w:after="80"/>
+      </w:pPr>
+      <w:r>
+        <w:rPr>
+          <w:b/>
+          <w:bCs/>
+          <w:color w:val="1FA6A2"/>
+          <w:sz w:val="22"/>
+          <w:szCs w:val="22"/>
+        </w:rPr>
+        <w:t xml:space="preserve">☐  </w:t>
+      </w:r>
+      <w:r>
+        <w:rPr>
+          <w:sz w:val="20"/>
+          <w:szCs w:val="20"/>
+        </w:rPr>
+        <w:t xml:space="preserve">I reread complete sentences and punctuation.</w:t>
+      </w:r>
+      <w:r>
+        <w:rPr>
+          <w:i/>
+          <w:iCs/>
+          <w:color w:val="5F6F80"/>
+          <w:sz w:val="18"/>
+          <w:szCs w:val="18"/>
+        </w:rPr>
+        <w:br/>
+        <w:t xml:space="preserve">Volví a leer mis oraciones completas y la puntuación.</w:t>
+      </w:r>
+    </w:p>
+    <w:p>
+      <w:pPr>
+        <w:pStyle w:val="Heading1"/>
+        <w:pageBreakBefore/>
+        <w:pBdr>
+          <w:bottom w:val="single" w:color="1FA6A2" w:sz="14" w:space="6"/>
+        </w:pBdr>
+        <w:spacing w:after="140" w:before="0"/>
+      </w:pPr>
+      <w:r>
+        <w:rPr>
+          <w:b/>
+          <w:bCs/>
+          <w:color w:val="12355B"/>
+          <w:sz w:val="30"/>
+          <w:szCs w:val="30"/>
+        </w:rPr>
+        <w:t xml:space="preserve">Worked Example</w:t>
+      </w:r>
+    </w:p>
+    <w:p>
+      <w:pPr>
+        <w:pStyle w:val="Heading2"/>
+        <w:spacing w:after="80" w:before="180"/>
+      </w:pPr>
+      <w:r>
+        <w:rPr>
+          <w:b/>
+          <w:bCs/>
+          <w:color w:val="12355B"/>
+          <w:sz w:val="24"/>
+          <w:szCs w:val="24"/>
+        </w:rPr>
+        <w:t xml:space="preserve">Watch &amp; Read</w:t>
+      </w:r>
+      <w:r>
+        <w:rPr>
+          <w:i/>
+          <w:iCs/>
+          <w:color w:val="1FA6A2"/>
+          <w:sz w:val="19"/>
+          <w:szCs w:val="19"/>
+        </w:rPr>
+        <w:t xml:space="preserve">   I Do — follow along with your teacher</w:t>
+      </w:r>
+    </w:p>
+    <w:tbl>
+      <w:tblPr>
+        <w:tblW w:type="pct" w:w="100%"/>
+        <w:tblBorders>
+          <w:top w:val="single" w:color="1FA6A2" w:sz="8"/>
+          <w:left w:val="single" w:color="1FA6A2" w:sz="8"/>
+          <w:bottom w:val="single" w:color="1FA6A2" w:sz="8"/>
+          <w:right w:val="single" w:color="1FA6A2" w:sz="8"/>
+          <w:insideH w:val="single" w:color="auto" w:sz="4"/>
+          <w:insideV w:val="single" w:color="auto" w:sz="4"/>
+        </w:tblBorders>
+      </w:tblPr>
+      <w:tblGrid>
+        <w:gridCol w:w="100"/>
+      </w:tblGrid>
+      <w:tr>
+        <w:tc>
+          <w:tcPr>
+            <w:shd w:fill="E6F4F3" w:color="auto" w:val="clear"/>
+            <w:tcMar>
+              <w:top w:type="dxa" w:w="120"/>
+              <w:left w:type="dxa" w:w="180"/>
+              <w:bottom w:type="dxa" w:w="120"/>
+              <w:right w:type="dxa" w:w="180"/>
+            </w:tcMar>
+          </w:tcPr>
+          <w:p>
+            <w:pPr>
+              <w:spacing w:after="60"/>
+            </w:pPr>
+            <w:r>
+              <w:rPr>
+                <w:b/>
+                <w:bCs/>
+                <w:color w:val="12355B"/>
+                <w:sz w:val="22"/>
+                <w:szCs w:val="22"/>
+              </w:rPr>
+              <w:t xml:space="preserve">Case File: Translate the Clues</w:t>
+            </w:r>
+          </w:p>
+          <w:p>
+            <w:pPr>
+              <w:spacing w:after="0"/>
+            </w:pPr>
+            <w:r>
+              <w:rPr>
+                <w:sz w:val="21"/>
+                <w:szCs w:val="21"/>
+              </w:rPr>
+              <w:t xml:space="preserve">Detective Ruiz received a tip: 'A number of stolen gems plus 8 more equals 20 total gems.' She needs to write an equation to represent this clue before she can solve the case. How would you write this situation as an equation?</w:t>
+            </w:r>
+          </w:p>
+        </w:tc>
+      </w:tr>
+    </w:tbl>
+    <w:p>
+      <w:pPr>
+        <w:spacing w:after="80"/>
+      </w:pPr>
+      <w:r>
+        <w:t xml:space="preserve"/>
+      </w:r>
+    </w:p>
+    <w:p>
+      <w:pPr>
+        <w:spacing w:after="50" w:before="60"/>
+      </w:pPr>
+      <w:r>
+        <w:rPr>
+          <w:b/>
+          <w:bCs/>
+          <w:color w:val="12355B"/>
+          <w:sz w:val="21"/>
+          <w:szCs w:val="21"/>
+        </w:rPr>
+        <w:t xml:space="preserve">Think about:</w:t>
+      </w:r>
+    </w:p>
+    <w:p>
+      <w:pPr>
+        <w:spacing w:after="40"/>
+        <w:ind w:left="300"/>
+      </w:pPr>
+      <w:r>
+        <w:rPr>
+          <w:sz w:val="20"/>
+          <w:szCs w:val="20"/>
+        </w:rPr>
+        <w:t xml:space="preserve">•  What quantity is unknown in this situation?</w:t>
+      </w:r>
+    </w:p>
+    <w:p>
+      <w:pPr>
+        <w:spacing w:after="40"/>
+        <w:ind w:left="300"/>
+      </w:pPr>
+      <w:r>
+        <w:rPr>
+          <w:sz w:val="20"/>
+          <w:szCs w:val="20"/>
+        </w:rPr>
+        <w:t xml:space="preserve">•  What does 'plus 8 more' tell you about the operation?</w:t>
+      </w:r>
+    </w:p>
+    <w:p>
+      <w:pPr>
+        <w:spacing w:after="40"/>
+        <w:ind w:left="300"/>
+      </w:pPr>
+      <w:r>
+        <w:rPr>
+          <w:sz w:val="20"/>
+          <w:szCs w:val="20"/>
+        </w:rPr>
+        <w:t xml:space="preserve">•  What does 'equals 20 total' tell you?</w:t>
+      </w:r>
+    </w:p>
+    <w:p>
+      <w:pPr>
+        <w:spacing w:after="40"/>
+        <w:ind w:left="300"/>
+      </w:pPr>
+      <w:r>
+        <w:rPr>
+          <w:sz w:val="20"/>
+          <w:szCs w:val="20"/>
+        </w:rPr>
+        <w:t xml:space="preserve">•  What if the clue said 'twice a number equals 20' instead?</w:t>
+      </w:r>
+    </w:p>
+    <w:p>
+      <w:pPr>
+        <w:spacing w:after="40"/>
+        <w:ind w:left="300"/>
+      </w:pPr>
+      <w:r>
+        <w:rPr>
+          <w:sz w:val="20"/>
+          <w:szCs w:val="20"/>
+        </w:rPr>
+        <w:t xml:space="preserve">•  Could you use a different variable letter and still have the same equation?</w:t>
+      </w:r>
+    </w:p>
+    <w:p>
+      <w:pPr>
+        <w:pStyle w:val="Heading2"/>
+        <w:spacing w:after="80" w:before="180"/>
+      </w:pPr>
+      <w:r>
+        <w:rPr>
+          <w:b/>
+          <w:bCs/>
+          <w:color w:val="12355B"/>
+          <w:sz w:val="24"/>
+          <w:szCs w:val="24"/>
+        </w:rPr>
+        <w:t xml:space="preserve">Solved Example</w:t>
+      </w:r>
+      <w:r>
+        <w:rPr>
+          <w:i/>
+          <w:iCs/>
+          <w:color w:val="1FA6A2"/>
+          <w:sz w:val="19"/>
+          <w:szCs w:val="19"/>
+        </w:rPr>
+        <w:t xml:space="preserve">   I Do — watch each step</w:t>
+      </w:r>
+    </w:p>
+    <w:p>
+      <w:pPr>
+        <w:keepNext/>
+        <w:spacing w:after="40"/>
+      </w:pPr>
+      <w:r>
+        <w:rPr>
+          <w:b/>
+          <w:bCs/>
+          <w:color w:val="12355B"/>
+          <w:sz w:val="21"/>
+          <w:szCs w:val="21"/>
+        </w:rPr>
+        <w:t xml:space="preserve">Problem:  </w:t>
+      </w:r>
+      <w:r>
+        <w:rPr>
+          <w:sz w:val="21"/>
+          <w:szCs w:val="21"/>
+        </w:rPr>
+        <w:t xml:space="preserve">Which equation represents: 'A number plus 12 equals 30'?</w:t>
+      </w:r>
+    </w:p>
+    <w:p>
+      <w:pPr>
+        <w:spacing w:after="30"/>
+        <w:ind w:left="420"/>
+      </w:pPr>
+      <w:r>
+        <w:rPr>
+          <w:sz w:val="20"/>
+          <w:szCs w:val="20"/>
+        </w:rPr>
+        <w:t xml:space="preserve">A)  n + 12 = 30</w:t>
+      </w:r>
+    </w:p>
+    <w:p>
+      <w:pPr>
+        <w:spacing w:after="30"/>
+        <w:ind w:left="420"/>
+      </w:pPr>
+      <w:r>
+        <w:rPr>
+          <w:sz w:val="20"/>
+          <w:szCs w:val="20"/>
+        </w:rPr>
+        <w:t xml:space="preserve">B)  n − 12 = 30</w:t>
+      </w:r>
+    </w:p>
+    <w:p>
+      <w:pPr>
+        <w:spacing w:after="30"/>
+        <w:ind w:left="420"/>
+      </w:pPr>
+      <w:r>
+        <w:rPr>
+          <w:sz w:val="20"/>
+          <w:szCs w:val="20"/>
+        </w:rPr>
+        <w:t xml:space="preserve">C)  12n = 30</w:t>
+      </w:r>
+    </w:p>
+    <w:p>
+      <w:pPr>
+        <w:spacing w:after="30"/>
+        <w:ind w:left="420"/>
+      </w:pPr>
+      <w:r>
+        <w:rPr>
+          <w:sz w:val="20"/>
+          <w:szCs w:val="20"/>
+        </w:rPr>
+        <w:t xml:space="preserve">D)  n / 12 = 30</w:t>
+      </w:r>
+    </w:p>
+    <w:p>
+      <w:pPr>
+        <w:spacing w:after="20" w:before="50"/>
+      </w:pPr>
+      <w:r>
+        <w:rPr>
+          <w:b/>
+          <w:bCs/>
+          <w:color w:val="1FA6A2"/>
+          <w:sz w:val="21"/>
+          <w:szCs w:val="21"/>
+        </w:rPr>
+        <w:t xml:space="preserve">Step 1:  </w:t>
+      </w:r>
+      <w:r>
+        <w:rPr>
+          <w:sz w:val="21"/>
+          <w:szCs w:val="21"/>
+        </w:rPr>
+        <w:t xml:space="preserve">'Plus' means addition, so the equation is n + 12 = 30.</w:t>
+      </w:r>
+    </w:p>
+    <w:p>
+      <w:pPr>
+        <w:spacing w:after="40" w:before="60"/>
+      </w:pPr>
+      <w:r>
+        <w:rPr>
+          <w:b/>
+          <w:bCs/>
+          <w:color w:val="12355B"/>
+          <w:sz w:val="21"/>
+          <w:szCs w:val="21"/>
+        </w:rPr>
+        <w:t xml:space="preserve">Answer:  </w:t>
+      </w:r>
+      <w:r>
+        <w:rPr>
+          <w:b/>
+          <w:bCs/>
+          <w:sz w:val="21"/>
+          <w:szCs w:val="21"/>
+        </w:rPr>
+        <w:t xml:space="preserve">A. n + 12 = 30</w:t>
+      </w:r>
+    </w:p>
+    <w:p>
+      <w:pPr>
+        <w:pStyle w:val="Heading1"/>
+        <w:pageBreakBefore/>
+        <w:pBdr>
+          <w:bottom w:val="single" w:color="1FA6A2" w:sz="14" w:space="6"/>
+        </w:pBdr>
+        <w:spacing w:after="140" w:before="0"/>
+      </w:pPr>
+      <w:r>
+        <w:rPr>
+          <w:b/>
+          <w:bCs/>
+          <w:color w:val="12355B"/>
+          <w:sz w:val="30"/>
+          <w:szCs w:val="30"/>
+        </w:rPr>
+        <w:t xml:space="preserve">Guided Practice</w:t>
+      </w:r>
+    </w:p>
+    <w:p>
+      <w:pPr>
+        <w:pStyle w:val="Heading2"/>
+        <w:spacing w:after="80" w:before="180"/>
+      </w:pPr>
+      <w:r>
+        <w:rPr>
+          <w:b/>
+          <w:bCs/>
+          <w:color w:val="12355B"/>
+          <w:sz w:val="24"/>
+          <w:szCs w:val="24"/>
+        </w:rPr>
+        <w:t xml:space="preserve">Solve Together</w:t>
+      </w:r>
+      <w:r>
+        <w:rPr>
+          <w:i/>
+          <w:iCs/>
+          <w:color w:val="6B4FA0"/>
+          <w:sz w:val="19"/>
+          <w:szCs w:val="19"/>
+        </w:rPr>
+        <w:t xml:space="preserve">   We Do — work with your class</w:t>
+      </w:r>
+    </w:p>
+    <w:p>
+      <w:pPr>
+        <w:keepNext/>
+        <w:spacing w:after="40" w:before="40"/>
+      </w:pPr>
+      <w:r>
+        <w:rPr>
+          <w:b/>
+          <w:bCs/>
+          <w:color w:val="12355B"/>
+          <w:sz w:val="21"/>
+          <w:szCs w:val="21"/>
+        </w:rPr>
+        <w:t xml:space="preserve">Problem:  </w:t>
+      </w:r>
+      <w:r>
+        <w:rPr>
+          <w:sz w:val="21"/>
+          <w:szCs w:val="21"/>
+        </w:rPr>
+        <w:t xml:space="preserve">Which equation represents: 'Seven less than a number is 18'?</w:t>
+      </w:r>
+    </w:p>
+    <w:p>
+      <w:pPr>
+        <w:spacing w:after="30"/>
+        <w:ind w:left="420"/>
+      </w:pPr>
+      <w:r>
+        <w:rPr>
+          <w:sz w:val="20"/>
+          <w:szCs w:val="20"/>
+        </w:rPr>
+        <w:t xml:space="preserve">A)  n − 7 = 18</w:t>
+      </w:r>
+    </w:p>
+    <w:p>
+      <w:pPr>
+        <w:spacing w:after="30"/>
+        <w:ind w:left="420"/>
+      </w:pPr>
+      <w:r>
+        <w:rPr>
+          <w:sz w:val="20"/>
+          <w:szCs w:val="20"/>
+        </w:rPr>
+        <w:t xml:space="preserve">B)  7 − n = 18</w:t>
+      </w:r>
+    </w:p>
+    <w:p>
+      <w:pPr>
+        <w:spacing w:after="30"/>
+        <w:ind w:left="420"/>
+      </w:pPr>
+      <w:r>
+        <w:rPr>
+          <w:sz w:val="20"/>
+          <w:szCs w:val="20"/>
+        </w:rPr>
+        <w:t xml:space="preserve">C)  n + 7 = 18</w:t>
+      </w:r>
+    </w:p>
+    <w:p>
+      <w:pPr>
+        <w:spacing w:after="30"/>
+        <w:ind w:left="420"/>
+      </w:pPr>
+      <w:r>
+        <w:rPr>
+          <w:sz w:val="20"/>
+          <w:szCs w:val="20"/>
+        </w:rPr>
+        <w:t xml:space="preserve">D)  n / 7 = 18</w:t>
+      </w:r>
+    </w:p>
+    <w:p>
+      <w:pPr>
+        <w:keepNext/>
+        <w:spacing w:after="0" w:before="50"/>
+      </w:pPr>
+      <w:r>
+        <w:rPr>
+          <w:b/>
+          <w:bCs/>
+          <w:color w:val="6B4FA0"/>
+          <w:sz w:val="21"/>
+          <w:szCs w:val="21"/>
+        </w:rPr>
+        <w:t xml:space="preserve">Step 1:</w:t>
+      </w:r>
+    </w:p>
+    <w:p>
+      <w:pPr>
+        <w:pBdr>
+          <w:bottom w:val="single" w:color="AFBECC" w:sz="6"/>
+        </w:pBdr>
+        <w:spacing w:after="30" w:before="150"/>
+      </w:pPr>
+      <w:r>
+        <w:t xml:space="preserve"/>
+      </w:r>
+    </w:p>
+    <w:p>
+      <w:pPr>
+        <w:keepNext/>
+        <w:spacing w:after="0" w:before="50"/>
+      </w:pPr>
+      <w:r>
+        <w:rPr>
+          <w:b/>
+          <w:bCs/>
+          <w:color w:val="6B4FA0"/>
+          <w:sz w:val="21"/>
+          <w:szCs w:val="21"/>
+        </w:rPr>
+        <w:t xml:space="preserve">Step 2:</w:t>
+      </w:r>
+    </w:p>
+    <w:p>
+      <w:pPr>
+        <w:pBdr>
+          <w:bottom w:val="single" w:color="AFBECC" w:sz="6"/>
+        </w:pBdr>
+        <w:spacing w:after="30" w:before="150"/>
+      </w:pPr>
+      <w:r>
+        <w:t xml:space="preserve"/>
+      </w:r>
+    </w:p>
+    <w:p>
+      <w:pPr>
+        <w:keepNext/>
+        <w:spacing w:after="0" w:before="60"/>
+      </w:pPr>
+      <w:r>
+        <w:rPr>
+          <w:b/>
+          <w:bCs/>
+          <w:color w:val="12355B"/>
+          <w:sz w:val="21"/>
+          <w:szCs w:val="21"/>
+        </w:rPr>
+        <w:t xml:space="preserve">Answer:</w:t>
+      </w:r>
+    </w:p>
+    <w:p>
+      <w:pPr>
+        <w:pBdr>
+          <w:bottom w:val="single" w:color="AFBECC" w:sz="6"/>
+        </w:pBdr>
+        <w:spacing w:after="30" w:before="150"/>
+      </w:pPr>
+      <w:r>
+        <w:t xml:space="preserve"/>
+      </w:r>
+    </w:p>
+    <w:p>
+      <w:pPr>
+        <w:spacing w:after="80"/>
+      </w:pPr>
+      <w:r>
+        <w:t xml:space="preserve"/>
+      </w:r>
+    </w:p>
+    <w:tbl>
+      <w:tblPr>
+        <w:tblW w:type="pct" w:w="100%"/>
+        <w:tblBorders>
+          <w:top w:val="single" w:color="BBD0DE" w:sz="8"/>
+          <w:left w:val="single" w:color="BBD0DE" w:sz="8"/>
+          <w:bottom w:val="single" w:color="BBD0DE" w:sz="8"/>
+          <w:right w:val="single" w:color="BBD0DE" w:sz="8"/>
+          <w:insideH w:val="single" w:color="auto" w:sz="4"/>
+          <w:insideV w:val="single" w:color="auto" w:sz="4"/>
+        </w:tblBorders>
+      </w:tblPr>
+      <w:tblGrid>
+        <w:gridCol w:w="100"/>
+      </w:tblGrid>
+      <w:tr>
+        <w:tc>
+          <w:tcPr>
+            <w:shd w:fill="EEF4F8" w:color="auto" w:val="clear"/>
+            <w:tcMar>
+              <w:top w:type="dxa" w:w="120"/>
+              <w:left w:type="dxa" w:w="180"/>
+              <w:bottom w:type="dxa" w:w="120"/>
+              <w:right w:type="dxa" w:w="180"/>
+            </w:tcMar>
+          </w:tcPr>
+          <w:p>
+            <w:pPr>
               <w:spacing w:after="60"/>
             </w:pPr>
             <w:r>
@@ -3525,6 +4821,97 @@
           <w:szCs w:val="19"/>
         </w:rPr>
         <w:t xml:space="preserve">  — 'Divided by 6' means division: n / 6 = 9. Check: 54 / 6 = 9 ✓</w:t>
+      </w:r>
+    </w:p>
+    <w:p>
+      <w:pPr>
+        <w:pStyle w:val="Heading2"/>
+        <w:spacing w:after="80" w:before="180"/>
+      </w:pPr>
+      <w:r>
+        <w:rPr>
+          <w:b/>
+          <w:bCs/>
+          <w:color w:val="12355B"/>
+          <w:sz w:val="24"/>
+          <w:szCs w:val="24"/>
+        </w:rPr>
+        <w:t xml:space="preserve">Math Writing Criteria</w:t>
+      </w:r>
+    </w:p>
+    <w:p>
+      <w:pPr>
+        <w:spacing w:after="100"/>
+      </w:pPr>
+      <w:r>
+        <w:rPr>
+          <w:i/>
+          <w:iCs/>
+          <w:color w:val="5F6F80"/>
+          <w:sz w:val="19"/>
+          <w:szCs w:val="19"/>
+        </w:rPr>
+        <w:t xml:space="preserve">The support level changes the amount of language scaffolding, not the mathematical expectation.</w:t>
+      </w:r>
+    </w:p>
+    <w:p>
+      <w:pPr>
+        <w:spacing w:after="80"/>
+      </w:pPr>
+      <w:r>
+        <w:rPr>
+          <w:sz w:val="20"/>
+          <w:szCs w:val="20"/>
+        </w:rPr>
+        <w:t xml:space="preserve">☐  I answered the question.</w:t>
+      </w:r>
+    </w:p>
+    <w:p>
+      <w:pPr>
+        <w:spacing w:after="80"/>
+      </w:pPr>
+      <w:r>
+        <w:rPr>
+          <w:sz w:val="20"/>
+          <w:szCs w:val="20"/>
+        </w:rPr>
+        <w:t xml:space="preserve">☐  I used math evidence: numbers, an equation, a model, or a comparison.</w:t>
+      </w:r>
+    </w:p>
+    <w:p>
+      <w:pPr>
+        <w:spacing w:after="80"/>
+      </w:pPr>
+      <w:r>
+        <w:rPr>
+          <w:sz w:val="20"/>
+          <w:szCs w:val="20"/>
+        </w:rPr>
+        <w:t xml:space="preserve">☐  I explained how the evidence proves my answer.</w:t>
+      </w:r>
+    </w:p>
+    <w:p>
+      <w:pPr>
+        <w:spacing w:after="80"/>
+      </w:pPr>
+      <w:r>
+        <w:rPr>
+          <w:sz w:val="20"/>
+          <w:szCs w:val="20"/>
+        </w:rPr>
+        <w:t xml:space="preserve">☐  I used at least two math words.</w:t>
+      </w:r>
+    </w:p>
+    <w:p>
+      <w:pPr>
+        <w:spacing w:after="80"/>
+      </w:pPr>
+      <w:r>
+        <w:rPr>
+          <w:sz w:val="20"/>
+          <w:szCs w:val="20"/>
+        </w:rPr>
+        <w:t xml:space="preserve">☐  I reread complete sentences and punctuation.</w:t>
       </w:r>
     </w:p>
     <w:sectPr>

--- a/lessons/7-1/downloads/7-1-notes-teacher.docx
+++ b/lessons/7-1/downloads/7-1-notes-teacher.docx
@@ -767,7 +767,7 @@
                           </pic:cNvPicPr>
                         </pic:nvPicPr>
                         <pic:blipFill>
-                          <a:blip r:embed="rId11" cstate="none"/>
+                          <a:blip r:embed="rId12" cstate="none"/>
                           <a:srcRect/>
                           <a:stretch>
                             <a:fillRect/>
@@ -921,7 +921,7 @@
                           </pic:cNvPicPr>
                         </pic:nvPicPr>
                         <pic:blipFill>
-                          <a:blip r:embed="rId12" cstate="none"/>
+                          <a:blip r:embed="rId13" cstate="none"/>
                           <a:srcRect/>
                           <a:stretch>
                             <a:fillRect/>

--- a/lessons/7-1/downloads/7-1-notes-teacher.docx
+++ b/lessons/7-1/downloads/7-1-notes-teacher.docx
@@ -219,10 +219,12 @@
     <w:p>
       <w:pPr>
         <w:pStyle w:val="Heading1"/>
+        <w:keepNext/>
+        <w:keepLines/>
         <w:pBdr>
           <w:bottom w:val="single" w:color="1FA6A2" w:sz="14" w:space="6"/>
         </w:pBdr>
-        <w:spacing w:after="140" w:before="260"/>
+        <w:spacing w:after="140" w:before="300"/>
       </w:pPr>
       <w:r>
         <w:rPr>
@@ -1023,10 +1025,12 @@
     <w:p>
       <w:pPr>
         <w:pStyle w:val="Heading1"/>
+        <w:keepNext/>
+        <w:keepLines/>
         <w:pBdr>
           <w:bottom w:val="single" w:color="1FA6A2" w:sz="14" w:space="6"/>
         </w:pBdr>
-        <w:spacing w:after="140" w:before="260"/>
+        <w:spacing w:after="140" w:before="300"/>
       </w:pPr>
       <w:r>
         <w:rPr>
@@ -1122,7 +1126,8 @@
     </w:p>
     <w:p>
       <w:pPr>
-        <w:spacing w:after="120" w:before="80"/>
+        <w:keepLines/>
+        <w:spacing w:after="260" w:before="200"/>
       </w:pPr>
       <w:r>
         <w:rPr>
@@ -1139,34 +1144,27 @@
           <w:sz w:val="22"/>
           <w:szCs w:val="22"/>
         </w:rPr>
-        <w:t xml:space="preserve">A counting number, its opposite, or 0 is an ___.</w:t>
-      </w:r>
-    </w:p>
-    <w:p>
-      <w:pPr>
-        <w:spacing w:after="120" w:before="80"/>
-      </w:pPr>
-      <w:r>
-        <w:rPr>
-          <w:b/>
-          <w:bCs/>
-          <w:color w:val="12355B"/>
+        <w:t xml:space="preserve">A counting number, its opposite, or 0 is an </w:t>
+      </w:r>
+      <w:r>
+        <w:rPr>
           <w:sz w:val="22"/>
           <w:szCs w:val="22"/>
         </w:rPr>
-        <w:t xml:space="preserve">2.  </w:t>
+        <w:t xml:space="preserve">________________</w:t>
       </w:r>
       <w:r>
         <w:rPr>
           <w:sz w:val="22"/>
           <w:szCs w:val="22"/>
         </w:rPr>
-        <w:t xml:space="preserve">A number the same distance from 0 but on the other side is the ___.</w:t>
-      </w:r>
-    </w:p>
-    <w:p>
-      <w:pPr>
-        <w:spacing w:after="120" w:before="80"/>
+        <w:t xml:space="preserve">.</w:t>
+      </w:r>
+    </w:p>
+    <w:p>
+      <w:pPr>
+        <w:keepLines/>
+        <w:spacing w:after="260" w:before="200"/>
       </w:pPr>
       <w:r>
         <w:rPr>
@@ -1176,41 +1174,34 @@
           <w:sz w:val="22"/>
           <w:szCs w:val="22"/>
         </w:rPr>
-        <w:t xml:space="preserve">3.  </w:t>
+        <w:t xml:space="preserve">2.  </w:t>
       </w:r>
       <w:r>
         <w:rPr>
           <w:sz w:val="22"/>
           <w:szCs w:val="22"/>
         </w:rPr>
-        <w:t xml:space="preserve">A number less than 0, written with a − sign, is a ___.</w:t>
-      </w:r>
-    </w:p>
-    <w:p>
-      <w:pPr>
-        <w:spacing w:after="120" w:before="80"/>
-      </w:pPr>
-      <w:r>
-        <w:rPr>
-          <w:b/>
-          <w:bCs/>
-          <w:color w:val="12355B"/>
+        <w:t xml:space="preserve">A number the same distance from 0 but on the other side is the </w:t>
+      </w:r>
+      <w:r>
+        <w:rPr>
           <w:sz w:val="22"/>
           <w:szCs w:val="22"/>
         </w:rPr>
-        <w:t xml:space="preserve">4.  </w:t>
+        <w:t xml:space="preserve">________________</w:t>
       </w:r>
       <w:r>
         <w:rPr>
           <w:sz w:val="22"/>
           <w:szCs w:val="22"/>
         </w:rPr>
-        <w:t xml:space="preserve">A number greater than 0 is a ___.</w:t>
-      </w:r>
-    </w:p>
-    <w:p>
-      <w:pPr>
-        <w:spacing w:after="120" w:before="80"/>
+        <w:t xml:space="preserve">.</w:t>
+      </w:r>
+    </w:p>
+    <w:p>
+      <w:pPr>
+        <w:keepLines/>
+        <w:spacing w:after="260" w:before="200"/>
       </w:pPr>
       <w:r>
         <w:rPr>
@@ -1220,24 +1211,113 @@
           <w:sz w:val="22"/>
           <w:szCs w:val="22"/>
         </w:rPr>
-        <w:t xml:space="preserve">5.  </w:t>
+        <w:t xml:space="preserve">3.  </w:t>
       </w:r>
       <w:r>
         <w:rPr>
           <w:sz w:val="22"/>
           <w:szCs w:val="22"/>
         </w:rPr>
-        <w:t xml:space="preserve">A line with numbers placed in order is a ___.</w:t>
+        <w:t xml:space="preserve">A number less than 0, written with a − sign, is a </w:t>
+      </w:r>
+      <w:r>
+        <w:rPr>
+          <w:sz w:val="22"/>
+          <w:szCs w:val="22"/>
+        </w:rPr>
+        <w:t xml:space="preserve">________________</w:t>
+      </w:r>
+      <w:r>
+        <w:rPr>
+          <w:sz w:val="22"/>
+          <w:szCs w:val="22"/>
+        </w:rPr>
+        <w:t xml:space="preserve">.</w:t>
+      </w:r>
+    </w:p>
+    <w:p>
+      <w:pPr>
+        <w:keepLines/>
+        <w:spacing w:after="260" w:before="200"/>
+      </w:pPr>
+      <w:r>
+        <w:rPr>
+          <w:b/>
+          <w:bCs/>
+          <w:color w:val="12355B"/>
+          <w:sz w:val="22"/>
+          <w:szCs w:val="22"/>
+        </w:rPr>
+        <w:t xml:space="preserve">4.  </w:t>
+      </w:r>
+      <w:r>
+        <w:rPr>
+          <w:sz w:val="22"/>
+          <w:szCs w:val="22"/>
+        </w:rPr>
+        <w:t xml:space="preserve">A number greater than 0 is a </w:t>
+      </w:r>
+      <w:r>
+        <w:rPr>
+          <w:sz w:val="22"/>
+          <w:szCs w:val="22"/>
+        </w:rPr>
+        <w:t xml:space="preserve">________________</w:t>
+      </w:r>
+      <w:r>
+        <w:rPr>
+          <w:sz w:val="22"/>
+          <w:szCs w:val="22"/>
+        </w:rPr>
+        <w:t xml:space="preserve">.</w:t>
+      </w:r>
+    </w:p>
+    <w:p>
+      <w:pPr>
+        <w:keepLines/>
+        <w:spacing w:after="260" w:before="200"/>
+      </w:pPr>
+      <w:r>
+        <w:rPr>
+          <w:b/>
+          <w:bCs/>
+          <w:color w:val="12355B"/>
+          <w:sz w:val="22"/>
+          <w:szCs w:val="22"/>
+        </w:rPr>
+        <w:t xml:space="preserve">5.  </w:t>
+      </w:r>
+      <w:r>
+        <w:rPr>
+          <w:sz w:val="22"/>
+          <w:szCs w:val="22"/>
+        </w:rPr>
+        <w:t xml:space="preserve">A line with numbers placed in order is a </w:t>
+      </w:r>
+      <w:r>
+        <w:rPr>
+          <w:sz w:val="22"/>
+          <w:szCs w:val="22"/>
+        </w:rPr>
+        <w:t xml:space="preserve">________________</w:t>
+      </w:r>
+      <w:r>
+        <w:rPr>
+          <w:sz w:val="22"/>
+          <w:szCs w:val="22"/>
+        </w:rPr>
+        <w:t xml:space="preserve">.</w:t>
       </w:r>
     </w:p>
     <w:p>
       <w:pPr>
         <w:pStyle w:val="Heading1"/>
-        <w:pageBreakBefore/>
+        <w:keepNext/>
+        <w:keepLines/>
         <w:pBdr>
           <w:bottom w:val="single" w:color="1FA6A2" w:sz="14" w:space="6"/>
         </w:pBdr>
-        <w:spacing w:after="140" w:before="0"/>
+        <w:spacing w:after="140" w:before="300"/>
       </w:pPr>
       <w:r>
         <w:rPr>
@@ -2518,11 +2598,12 @@
     <w:p>
       <w:pPr>
         <w:pStyle w:val="Heading1"/>
-        <w:pageBreakBefore/>
+        <w:keepNext/>
+        <w:keepLines/>
         <w:pBdr>
           <w:bottom w:val="single" w:color="1FA6A2" w:sz="14" w:space="6"/>
         </w:pBdr>
-        <w:spacing w:after="140" w:before="0"/>
+        <w:spacing w:after="140" w:before="300"/>
       </w:pPr>
       <w:r>
         <w:rPr>
@@ -2855,11 +2936,12 @@
     <w:p>
       <w:pPr>
         <w:pStyle w:val="Heading1"/>
-        <w:pageBreakBefore/>
+        <w:keepNext/>
+        <w:keepLines/>
         <w:pBdr>
           <w:bottom w:val="single" w:color="1FA6A2" w:sz="14" w:space="6"/>
         </w:pBdr>
-        <w:spacing w:after="140" w:before="0"/>
+        <w:spacing w:after="140" w:before="300"/>
       </w:pPr>
       <w:r>
         <w:rPr>
@@ -3661,11 +3743,12 @@
     <w:p>
       <w:pPr>
         <w:pStyle w:val="Heading1"/>
-        <w:pageBreakBefore/>
+        <w:keepNext/>
+        <w:keepLines/>
         <w:pBdr>
           <w:bottom w:val="single" w:color="1FA6A2" w:sz="14" w:space="6"/>
         </w:pBdr>
-        <w:spacing w:after="140" w:before="0"/>
+        <w:spacing w:after="140" w:before="300"/>
       </w:pPr>
       <w:r>
         <w:rPr>
@@ -4580,11 +4663,12 @@
     <w:p>
       <w:pPr>
         <w:pStyle w:val="Heading1"/>
-        <w:pageBreakBefore/>
+        <w:keepNext/>
+        <w:keepLines/>
         <w:pBdr>
           <w:bottom w:val="single" w:color="1FA6A2" w:sz="14" w:space="6"/>
         </w:pBdr>
-        <w:spacing w:after="140" w:before="0"/>
+        <w:spacing w:after="140" w:before="300"/>
       </w:pPr>
       <w:r>
         <w:rPr>
@@ -4697,6 +4781,8 @@
     <w:p>
       <w:pPr>
         <w:pStyle w:val="Heading1"/>
+        <w:keepNext/>
+        <w:keepLines/>
         <w:pageBreakBefore/>
         <w:pBdr>
           <w:bottom w:val="single" w:color="1FA6A2" w:sz="14" w:space="6"/>

--- a/lessons/7-1/downloads/7-1-notes-teacher.docx
+++ b/lessons/7-1/downloads/7-1-notes-teacher.docx
@@ -1330,47 +1330,6 @@
         <w:t xml:space="preserve">Write About the Math</w:t>
       </w:r>
     </w:p>
-    <w:p>
-      <w:pPr>
-        <w:spacing w:after="100"/>
-      </w:pPr>
-      <w:r>
-        <w:rPr>
-          <w:i/>
-          <w:iCs/>
-          <w:color w:val="5F6F80"/>
-          <w:sz w:val="19"/>
-          <w:szCs w:val="19"/>
-        </w:rPr>
-        <w:t xml:space="preserve">Use the support level you need. Every level answers the same math question.</w:t>
-      </w:r>
-    </w:p>
-    <w:p>
-      <w:pPr>
-        <w:pStyle w:val="Heading2"/>
-        <w:spacing w:after="80" w:before="180"/>
-      </w:pPr>
-      <w:r>
-        <w:rPr>
-          <w:b/>
-          <w:bCs/>
-          <w:color w:val="12355B"/>
-          <w:sz w:val="24"/>
-          <w:szCs w:val="24"/>
-        </w:rPr>
-        <w:t xml:space="preserve">1. Understand the Question</w:t>
-      </w:r>
-      <w:r>
-        <w:rPr>
-          <w:i/>
-          <w:iCs/>
-          <w:color w:val="B97A12"/>
-          <w:sz w:val="19"/>
-          <w:szCs w:val="19"/>
-        </w:rPr>
-        <w:t xml:space="preserve">   explain</w:t>
-      </w:r>
-    </w:p>
     <w:tbl>
       <w:tblPr>
         <w:tblW w:type="pct" w:w="100%"/>
@@ -1409,344 +1368,6 @@
               </w:rPr>
               <w:t xml:space="preserve">Write each play as an integer, then decide: did the team make a first down, and how far are they from the line of scrimmage?</w:t>
             </w:r>
-          </w:p>
-          <w:p>
-            <w:pPr>
-              <w:spacing w:after="0"/>
-            </w:pPr>
-            <w:r>
-              <w:rPr>
-                <w:b/>
-                <w:bCs/>
-                <w:color w:val="12355B"/>
-                <w:sz w:val="20"/>
-                <w:szCs w:val="20"/>
-              </w:rPr>
-              <w:t xml:space="preserve">Your job:  </w:t>
-            </w:r>
-            <w:r>
-              <w:rPr>
-                <w:sz w:val="20"/>
-                <w:szCs w:val="20"/>
-              </w:rPr>
-              <w:t xml:space="preserve">Answer the question. Use math evidence. Explain how the evidence proves your answer.</w:t>
-            </w:r>
-            <w:r>
-              <w:rPr>
-                <w:i/>
-                <w:iCs/>
-                <w:color w:val="5F6F80"/>
-                <w:sz w:val="18"/>
-                <w:szCs w:val="18"/>
-              </w:rPr>
-              <w:br/>
-              <w:t xml:space="preserve">Responde la pregunta. Usa evidencia matemática. Explica cómo la evidencia demuestra tu respuesta.</w:t>
-            </w:r>
-          </w:p>
-        </w:tc>
-      </w:tr>
-    </w:tbl>
-    <w:p>
-      <w:pPr>
-        <w:pStyle w:val="Heading2"/>
-        <w:spacing w:after="80" w:before="180"/>
-      </w:pPr>
-      <w:r>
-        <w:rPr>
-          <w:b/>
-          <w:bCs/>
-          <w:color w:val="12355B"/>
-          <w:sz w:val="24"/>
-          <w:szCs w:val="24"/>
-        </w:rPr>
-        <w:t xml:space="preserve">2. Plan Your Math Words</w:t>
-      </w:r>
-      <w:r>
-        <w:rPr>
-          <w:i/>
-          <w:iCs/>
-          <w:color w:val="1FA6A2"/>
-          <w:sz w:val="19"/>
-          <w:szCs w:val="19"/>
-        </w:rPr>
-        <w:t xml:space="preserve">   check at least two</w:t>
-      </w:r>
-    </w:p>
-    <w:p>
-      <w:pPr>
-        <w:spacing w:after="60"/>
-      </w:pPr>
-      <w:r>
-        <w:rPr>
-          <w:b/>
-          <w:bCs/>
-          <w:color w:val="1FA6A2"/>
-          <w:sz w:val="22"/>
-          <w:szCs w:val="22"/>
-        </w:rPr>
-        <w:t xml:space="preserve">☐  </w:t>
-      </w:r>
-      <w:r>
-        <w:rPr>
-          <w:b/>
-          <w:bCs/>
-          <w:color w:val="12355B"/>
-          <w:sz w:val="20"/>
-          <w:szCs w:val="20"/>
-        </w:rPr>
-        <w:t xml:space="preserve">Integer — </w:t>
-      </w:r>
-      <w:r>
-        <w:rPr>
-          <w:sz w:val="20"/>
-          <w:szCs w:val="20"/>
-        </w:rPr>
-        <w:t xml:space="preserve">The counting numbers, their opposites, and 0.</w:t>
-      </w:r>
-      <w:r>
-        <w:rPr>
-          <w:i/>
-          <w:iCs/>
-          <w:color w:val="5F6F80"/>
-          <w:sz w:val="18"/>
-          <w:szCs w:val="18"/>
-        </w:rPr>
-        <w:br/>
-        <w:t xml:space="preserve">Número entero — Los números para contar, sus opuestos y el 0.</w:t>
-      </w:r>
-    </w:p>
-    <w:p>
-      <w:pPr>
-        <w:spacing w:after="60"/>
-      </w:pPr>
-      <w:r>
-        <w:rPr>
-          <w:b/>
-          <w:bCs/>
-          <w:color w:val="1FA6A2"/>
-          <w:sz w:val="22"/>
-          <w:szCs w:val="22"/>
-        </w:rPr>
-        <w:t xml:space="preserve">☐  </w:t>
-      </w:r>
-      <w:r>
-        <w:rPr>
-          <w:b/>
-          <w:bCs/>
-          <w:color w:val="12355B"/>
-          <w:sz w:val="20"/>
-          <w:szCs w:val="20"/>
-        </w:rPr>
-        <w:t xml:space="preserve">Opposite — </w:t>
-      </w:r>
-      <w:r>
-        <w:rPr>
-          <w:sz w:val="20"/>
-          <w:szCs w:val="20"/>
-        </w:rPr>
-        <w:t xml:space="preserve">A number that is the same distance from 0 as another number, but on the other side of 0.</w:t>
-      </w:r>
-      <w:r>
-        <w:rPr>
-          <w:i/>
-          <w:iCs/>
-          <w:color w:val="5F6F80"/>
-          <w:sz w:val="18"/>
-          <w:szCs w:val="18"/>
-        </w:rPr>
-        <w:br/>
-        <w:t xml:space="preserve">Opuesto — Un número que está a la misma distancia de 0 que otro número, pero del otro lado del 0.</w:t>
-      </w:r>
-    </w:p>
-    <w:p>
-      <w:pPr>
-        <w:spacing w:after="60"/>
-      </w:pPr>
-      <w:r>
-        <w:rPr>
-          <w:b/>
-          <w:bCs/>
-          <w:color w:val="1FA6A2"/>
-          <w:sz w:val="22"/>
-          <w:szCs w:val="22"/>
-        </w:rPr>
-        <w:t xml:space="preserve">☐  </w:t>
-      </w:r>
-      <w:r>
-        <w:rPr>
-          <w:b/>
-          <w:bCs/>
-          <w:color w:val="12355B"/>
-          <w:sz w:val="20"/>
-          <w:szCs w:val="20"/>
-        </w:rPr>
-        <w:t xml:space="preserve">Negative number — </w:t>
-      </w:r>
-      <w:r>
-        <w:rPr>
-          <w:sz w:val="20"/>
-          <w:szCs w:val="20"/>
-        </w:rPr>
-        <w:t xml:space="preserve">A number less than 0, written with a − sign. On a number line it sits to the left of 0.</w:t>
-      </w:r>
-      <w:r>
-        <w:rPr>
-          <w:i/>
-          <w:iCs/>
-          <w:color w:val="5F6F80"/>
-          <w:sz w:val="18"/>
-          <w:szCs w:val="18"/>
-        </w:rPr>
-        <w:br/>
-        <w:t xml:space="preserve">Número negativo — Un número menor que 0, escrito con un signo −. En la recta numérica queda a la izquierda del 0.</w:t>
-      </w:r>
-    </w:p>
-    <w:p>
-      <w:pPr>
-        <w:spacing w:after="60"/>
-      </w:pPr>
-      <w:r>
-        <w:rPr>
-          <w:b/>
-          <w:bCs/>
-          <w:color w:val="1FA6A2"/>
-          <w:sz w:val="22"/>
-          <w:szCs w:val="22"/>
-        </w:rPr>
-        <w:t xml:space="preserve">☐  </w:t>
-      </w:r>
-      <w:r>
-        <w:rPr>
-          <w:b/>
-          <w:bCs/>
-          <w:color w:val="12355B"/>
-          <w:sz w:val="20"/>
-          <w:szCs w:val="20"/>
-        </w:rPr>
-        <w:t xml:space="preserve">Positive number — </w:t>
-      </w:r>
-      <w:r>
-        <w:rPr>
-          <w:sz w:val="20"/>
-          <w:szCs w:val="20"/>
-        </w:rPr>
-        <w:t xml:space="preserve">A number greater than 0. On a number line it sits to the right of 0.</w:t>
-      </w:r>
-      <w:r>
-        <w:rPr>
-          <w:i/>
-          <w:iCs/>
-          <w:color w:val="5F6F80"/>
-          <w:sz w:val="18"/>
-          <w:szCs w:val="18"/>
-        </w:rPr>
-        <w:br/>
-        <w:t xml:space="preserve">Número positivo — Un número mayor que 0. En la recta numérica queda a la derecha del 0.</w:t>
-      </w:r>
-    </w:p>
-    <w:p>
-      <w:pPr>
-        <w:spacing w:after="60"/>
-      </w:pPr>
-      <w:r>
-        <w:rPr>
-          <w:b/>
-          <w:bCs/>
-          <w:color w:val="1FA6A2"/>
-          <w:sz w:val="22"/>
-          <w:szCs w:val="22"/>
-        </w:rPr>
-        <w:t xml:space="preserve">☐  </w:t>
-      </w:r>
-      <w:r>
-        <w:rPr>
-          <w:b/>
-          <w:bCs/>
-          <w:color w:val="12355B"/>
-          <w:sz w:val="20"/>
-          <w:szCs w:val="20"/>
-        </w:rPr>
-        <w:t xml:space="preserve">Number line — </w:t>
-      </w:r>
-      <w:r>
-        <w:rPr>
-          <w:sz w:val="20"/>
-          <w:szCs w:val="20"/>
-        </w:rPr>
-        <w:t xml:space="preserve">A straight line where numbers are placed in order. It extends to the left of 0 to show values less than 0.</w:t>
-      </w:r>
-      <w:r>
-        <w:rPr>
-          <w:i/>
-          <w:iCs/>
-          <w:color w:val="5F6F80"/>
-          <w:sz w:val="18"/>
-          <w:szCs w:val="18"/>
-        </w:rPr>
-        <w:br/>
-        <w:t xml:space="preserve">Recta numérica — Una recta donde los números se colocan en orden. Se extiende a la izquierda del 0 para mostrar valores menores que 0.</w:t>
-      </w:r>
-    </w:p>
-    <w:tbl>
-      <w:tblPr>
-        <w:tblW w:type="pct" w:w="100%"/>
-        <w:tblBorders>
-          <w:top w:val="single" w:color="1FA6A2" w:sz="8"/>
-          <w:left w:val="single" w:color="1FA6A2" w:sz="8"/>
-          <w:bottom w:val="single" w:color="1FA6A2" w:sz="8"/>
-          <w:right w:val="single" w:color="1FA6A2" w:sz="8"/>
-          <w:insideH w:val="single" w:color="auto" w:sz="4"/>
-          <w:insideV w:val="single" w:color="auto" w:sz="4"/>
-        </w:tblBorders>
-      </w:tblPr>
-      <w:tblGrid>
-        <w:gridCol w:w="100"/>
-      </w:tblGrid>
-      <w:tr>
-        <w:tc>
-          <w:tcPr>
-            <w:shd w:fill="F7FFFD" w:color="auto" w:val="clear"/>
-            <w:tcMar>
-              <w:top w:type="dxa" w:w="120"/>
-              <w:left w:type="dxa" w:w="180"/>
-              <w:bottom w:type="dxa" w:w="120"/>
-              <w:right w:type="dxa" w:w="180"/>
-            </w:tcMar>
-          </w:tcPr>
-          <w:p>
-            <w:pPr>
-              <w:spacing w:after="50"/>
-            </w:pPr>
-            <w:r>
-              <w:rPr>
-                <w:b/>
-                <w:bCs/>
-                <w:color w:val="1FA6A2"/>
-                <w:sz w:val="20"/>
-                <w:szCs w:val="20"/>
-              </w:rPr>
-              <w:t xml:space="preserve">Say it first:  </w:t>
-            </w:r>
-            <w:r>
-              <w:rPr>
-                <w:sz w:val="20"/>
-                <w:szCs w:val="20"/>
-              </w:rPr>
-              <w:t xml:space="preserve">Say your idea to a partner or quietly to yourself before you write.</w:t>
-            </w:r>
-          </w:p>
-          <w:p>
-            <w:pPr>
-              <w:spacing w:after="60"/>
-            </w:pPr>
-            <w:r>
-              <w:rPr>
-                <w:color w:val="1A2733"/>
-                <w:sz w:val="21"/>
-                <w:szCs w:val="21"/>
-              </w:rPr>
-              <w:t xml:space="preserve">The 10-yard loss is the integer ___ and the 3-yard loss is the integer ___. Combining all four plays leaves the team ___ yards from where they started, which is ___ the line of scrimmage. Because they needed at least 10 yards, the team ___ make a first down.</w:t>
-            </w:r>
             <w:r>
               <w:rPr>
                 <w:i/>
@@ -1756,7 +1377,7 @@
                 <w:szCs w:val="19"/>
               </w:rPr>
               <w:br/>
-              <w:t xml:space="preserve">Di tu respuesta primero: Mi respuesta es ___ porque ___.</w:t>
+              <w:t xml:space="preserve">Escribe cada jugada como un entero y luego decide: ¿logró el equipo un primer intento, y a qué distancia están de la línea de golpeo?</w:t>
             </w:r>
           </w:p>
         </w:tc>
@@ -1764,28 +1385,192 @@
     </w:tbl>
     <w:p>
       <w:pPr>
-        <w:pStyle w:val="Heading2"/>
-        <w:spacing w:after="80" w:before="180"/>
-      </w:pPr>
-      <w:r>
-        <w:rPr>
-          <w:b/>
-          <w:bCs/>
-          <w:color w:val="12355B"/>
-          <w:sz w:val="24"/>
-          <w:szCs w:val="24"/>
-        </w:rPr>
-        <w:t xml:space="preserve">3. Build Your Explanation</w:t>
-      </w:r>
+        <w:spacing w:after="100"/>
+      </w:pPr>
       <w:r>
         <w:rPr>
           <w:i/>
           <w:iCs/>
-          <w:color w:val="B97A12"/>
+          <w:color w:val="5F6F80"/>
           <w:sz w:val="19"/>
           <w:szCs w:val="19"/>
         </w:rPr>
-        <w:t xml:space="preserve">   choose your support</w:t>
+        <w:t xml:space="preserve">Say your answer to a partner first. Then write it, using at least two of these words:</w:t>
+      </w:r>
+    </w:p>
+    <w:p>
+      <w:pPr>
+        <w:spacing w:after="40"/>
+      </w:pPr>
+      <w:r>
+        <w:rPr>
+          <w:b/>
+          <w:bCs/>
+          <w:color w:val="1FA6A2"/>
+          <w:sz w:val="22"/>
+          <w:szCs w:val="22"/>
+        </w:rPr>
+        <w:t xml:space="preserve">☐  </w:t>
+      </w:r>
+      <w:r>
+        <w:rPr>
+          <w:b/>
+          <w:bCs/>
+          <w:color w:val="12355B"/>
+          <w:sz w:val="20"/>
+          <w:szCs w:val="20"/>
+        </w:rPr>
+        <w:t xml:space="preserve">Integer</w:t>
+      </w:r>
+      <w:r>
+        <w:rPr>
+          <w:i/>
+          <w:iCs/>
+          <w:color w:val="5F6F80"/>
+          <w:sz w:val="18"/>
+          <w:szCs w:val="18"/>
+        </w:rPr>
+        <w:t xml:space="preserve">  ·  Número entero</w:t>
+      </w:r>
+    </w:p>
+    <w:p>
+      <w:pPr>
+        <w:spacing w:after="40"/>
+      </w:pPr>
+      <w:r>
+        <w:rPr>
+          <w:b/>
+          <w:bCs/>
+          <w:color w:val="1FA6A2"/>
+          <w:sz w:val="22"/>
+          <w:szCs w:val="22"/>
+        </w:rPr>
+        <w:t xml:space="preserve">☐  </w:t>
+      </w:r>
+      <w:r>
+        <w:rPr>
+          <w:b/>
+          <w:bCs/>
+          <w:color w:val="12355B"/>
+          <w:sz w:val="20"/>
+          <w:szCs w:val="20"/>
+        </w:rPr>
+        <w:t xml:space="preserve">Opposite</w:t>
+      </w:r>
+      <w:r>
+        <w:rPr>
+          <w:i/>
+          <w:iCs/>
+          <w:color w:val="5F6F80"/>
+          <w:sz w:val="18"/>
+          <w:szCs w:val="18"/>
+        </w:rPr>
+        <w:t xml:space="preserve">  ·  Opuesto</w:t>
+      </w:r>
+    </w:p>
+    <w:p>
+      <w:pPr>
+        <w:spacing w:after="40"/>
+      </w:pPr>
+      <w:r>
+        <w:rPr>
+          <w:b/>
+          <w:bCs/>
+          <w:color w:val="1FA6A2"/>
+          <w:sz w:val="22"/>
+          <w:szCs w:val="22"/>
+        </w:rPr>
+        <w:t xml:space="preserve">☐  </w:t>
+      </w:r>
+      <w:r>
+        <w:rPr>
+          <w:b/>
+          <w:bCs/>
+          <w:color w:val="12355B"/>
+          <w:sz w:val="20"/>
+          <w:szCs w:val="20"/>
+        </w:rPr>
+        <w:t xml:space="preserve">Negative number</w:t>
+      </w:r>
+      <w:r>
+        <w:rPr>
+          <w:i/>
+          <w:iCs/>
+          <w:color w:val="5F6F80"/>
+          <w:sz w:val="18"/>
+          <w:szCs w:val="18"/>
+        </w:rPr>
+        <w:t xml:space="preserve">  ·  Número negativo</w:t>
+      </w:r>
+    </w:p>
+    <w:p>
+      <w:pPr>
+        <w:spacing w:after="40"/>
+      </w:pPr>
+      <w:r>
+        <w:rPr>
+          <w:b/>
+          <w:bCs/>
+          <w:color w:val="1FA6A2"/>
+          <w:sz w:val="22"/>
+          <w:szCs w:val="22"/>
+        </w:rPr>
+        <w:t xml:space="preserve">☐  </w:t>
+      </w:r>
+      <w:r>
+        <w:rPr>
+          <w:b/>
+          <w:bCs/>
+          <w:color w:val="12355B"/>
+          <w:sz w:val="20"/>
+          <w:szCs w:val="20"/>
+        </w:rPr>
+        <w:t xml:space="preserve">Positive number</w:t>
+      </w:r>
+      <w:r>
+        <w:rPr>
+          <w:i/>
+          <w:iCs/>
+          <w:color w:val="5F6F80"/>
+          <w:sz w:val="18"/>
+          <w:szCs w:val="18"/>
+        </w:rPr>
+        <w:t xml:space="preserve">  ·  Número positivo</w:t>
+      </w:r>
+    </w:p>
+    <w:p>
+      <w:pPr>
+        <w:spacing w:after="40"/>
+      </w:pPr>
+      <w:r>
+        <w:rPr>
+          <w:b/>
+          <w:bCs/>
+          <w:color w:val="1FA6A2"/>
+          <w:sz w:val="22"/>
+          <w:szCs w:val="22"/>
+        </w:rPr>
+        <w:t xml:space="preserve">☐  </w:t>
+      </w:r>
+      <w:r>
+        <w:rPr>
+          <w:b/>
+          <w:bCs/>
+          <w:color w:val="12355B"/>
+          <w:sz w:val="20"/>
+          <w:szCs w:val="20"/>
+        </w:rPr>
+        <w:t xml:space="preserve">Number line</w:t>
+      </w:r>
+      <w:r>
+        <w:rPr>
+          <w:i/>
+          <w:iCs/>
+          <w:color w:val="5F6F80"/>
+          <w:sz w:val="18"/>
+          <w:szCs w:val="18"/>
+        </w:rPr>
+        <w:t xml:space="preserve">  ·  Recta numérica</w:t>
       </w:r>
     </w:p>
     <w:tbl>
@@ -1816,21 +1601,6 @@
           </w:tcPr>
           <w:p>
             <w:pPr>
-              <w:spacing w:after="50"/>
-            </w:pPr>
-            <w:r>
-              <w:rPr>
-                <w:i/>
-                <w:iCs/>
-                <w:color w:val="5F6F80"/>
-                <w:sz w:val="19"/>
-                <w:szCs w:val="19"/>
-              </w:rPr>
-              <w:t xml:space="preserve">This model shows the parts of an explanation. It does not answer your writing question.</w:t>
-            </w:r>
-          </w:p>
-          <w:p>
-            <w:pPr>
               <w:spacing w:after="80"/>
             </w:pPr>
             <w:r>
@@ -1841,58 +1611,14 @@
                 <w:sz w:val="19"/>
                 <w:szCs w:val="19"/>
               </w:rPr>
-              <w:t xml:space="preserve">Claim:  </w:t>
+              <w:t xml:space="preserve">Model:  </w:t>
             </w:r>
             <w:r>
               <w:rPr>
                 <w:sz w:val="19"/>
                 <w:szCs w:val="19"/>
               </w:rPr>
-              <w:t xml:space="preserve">In this situation 0 means ___ because ___.</w:t>
-            </w:r>
-          </w:p>
-          <w:p>
-            <w:pPr>
-              <w:spacing w:after="80"/>
-            </w:pPr>
-            <w:r>
-              <w:rPr>
-                <w:b/>
-                <w:bCs/>
-                <w:color w:val="12355B"/>
-                <w:sz w:val="19"/>
-                <w:szCs w:val="19"/>
-              </w:rPr>
-              <w:t xml:space="preserve">Evidence:  </w:t>
-            </w:r>
-            <w:r>
-              <w:rPr>
-                <w:sz w:val="19"/>
-                <w:szCs w:val="19"/>
-              </w:rPr>
-              <w:t xml:space="preserve">Student explains 0 is a chosen reference point (sea level), so values above it are positive and values below it are negative.</w:t>
-            </w:r>
-          </w:p>
-          <w:p>
-            <w:pPr>
-              <w:spacing w:after="80"/>
-            </w:pPr>
-            <w:r>
-              <w:rPr>
-                <w:b/>
-                <w:bCs/>
-                <w:color w:val="12355B"/>
-                <w:sz w:val="19"/>
-                <w:szCs w:val="19"/>
-              </w:rPr>
-              <w:t xml:space="preserve">Reasoning:  </w:t>
-            </w:r>
-            <w:r>
-              <w:rPr>
-                <w:sz w:val="19"/>
-                <w:szCs w:val="19"/>
-              </w:rPr>
-              <w:t xml:space="preserve">This evidence connects the definition of integer to the mathematical claim.</w:t>
+              <w:t xml:space="preserve">In this situation 0 means ___ because ___. — Student explains 0 is a chosen reference point (sea level), so values above it are positive and values below it are negative.</w:t>
             </w:r>
           </w:p>
         </w:tc>
@@ -1971,7 +1697,7 @@
           <w:sz w:val="21"/>
           <w:szCs w:val="21"/>
         </w:rPr>
-        <w:t xml:space="preserve">My answer is ___.</w:t>
+        <w:t xml:space="preserve">My answer is ___ because ___.</w:t>
       </w:r>
       <w:r>
         <w:rPr>
@@ -1982,7 +1708,7 @@
           <w:szCs w:val="19"/>
         </w:rPr>
         <w:br/>
-        <w:t xml:space="preserve">Mi respuesta es ___.</w:t>
+        <w:t xml:space="preserve">Mi respuesta es ___ porque ___.</w:t>
       </w:r>
     </w:p>
     <w:tbl>
@@ -2122,7 +1848,7 @@
           <w:sz w:val="21"/>
           <w:szCs w:val="21"/>
         </w:rPr>
-        <w:t xml:space="preserve">I know because ___.</w:t>
+        <w:t xml:space="preserve">My evidence is ___, so ___.</w:t>
       </w:r>
       <w:r>
         <w:rPr>
@@ -2133,31 +1859,7 @@
           <w:szCs w:val="19"/>
         </w:rPr>
         <w:br/>
-        <w:t xml:space="preserve">Lo sé porque ___.</w:t>
-      </w:r>
-    </w:p>
-    <w:p>
-      <w:pPr>
-        <w:spacing w:after="60"/>
-      </w:pPr>
-      <w:r>
-        <w:rPr>
-          <w:color w:val="1A2733"/>
-          <w:sz w:val="21"/>
-          <w:szCs w:val="21"/>
-        </w:rPr>
-        <w:t xml:space="preserve">So ___.</w:t>
-      </w:r>
-      <w:r>
-        <w:rPr>
-          <w:i/>
-          <w:iCs/>
-          <w:color w:val="5F6F80"/>
-          <w:sz w:val="19"/>
-          <w:szCs w:val="19"/>
-        </w:rPr>
-        <w:br/>
-        <w:t xml:space="preserve">Entonces ___.</w:t>
+        <w:t xml:space="preserve">Mi evidencia es ___, entonces ___.</w:t>
       </w:r>
     </w:p>
     <w:tbl>
@@ -2263,78 +1965,6 @@
         <w:t xml:space="preserve">Escribe una afirmación, da evidencia matemática y explica tu razonamiento.</w:t>
       </w:r>
     </w:p>
-    <w:p>
-      <w:pPr>
-        <w:spacing w:after="60"/>
-      </w:pPr>
-      <w:r>
-        <w:rPr>
-          <w:color w:val="1A2733"/>
-          <w:sz w:val="21"/>
-          <w:szCs w:val="21"/>
-        </w:rPr>
-        <w:t xml:space="preserve">My claim is ___.</w:t>
-      </w:r>
-      <w:r>
-        <w:rPr>
-          <w:i/>
-          <w:iCs/>
-          <w:color w:val="5F6F80"/>
-          <w:sz w:val="19"/>
-          <w:szCs w:val="19"/>
-        </w:rPr>
-        <w:br/>
-        <w:t xml:space="preserve">Mi afirmación es ___.</w:t>
-      </w:r>
-    </w:p>
-    <w:p>
-      <w:pPr>
-        <w:spacing w:after="60"/>
-      </w:pPr>
-      <w:r>
-        <w:rPr>
-          <w:color w:val="1A2733"/>
-          <w:sz w:val="21"/>
-          <w:szCs w:val="21"/>
-        </w:rPr>
-        <w:t xml:space="preserve">My math evidence is ___.</w:t>
-      </w:r>
-      <w:r>
-        <w:rPr>
-          <w:i/>
-          <w:iCs/>
-          <w:color w:val="5F6F80"/>
-          <w:sz w:val="19"/>
-          <w:szCs w:val="19"/>
-        </w:rPr>
-        <w:br/>
-        <w:t xml:space="preserve">Mi evidencia matemática es ___.</w:t>
-      </w:r>
-    </w:p>
-    <w:p>
-      <w:pPr>
-        <w:spacing w:after="60"/>
-      </w:pPr>
-      <w:r>
-        <w:rPr>
-          <w:color w:val="1A2733"/>
-          <w:sz w:val="21"/>
-          <w:szCs w:val="21"/>
-        </w:rPr>
-        <w:t xml:space="preserve">This proves ___ because ___.</w:t>
-      </w:r>
-      <w:r>
-        <w:rPr>
-          <w:i/>
-          <w:iCs/>
-          <w:color w:val="5F6F80"/>
-          <w:sz w:val="19"/>
-          <w:szCs w:val="19"/>
-        </w:rPr>
-        <w:br/>
-        <w:t xml:space="preserve">Esto demuestra ___ porque ___.</w:t>
-      </w:r>
-    </w:p>
     <w:tbl>
       <w:tblPr>
         <w:tblW w:type="pct" w:w="100%"/>
@@ -2417,7 +2047,7 @@
           <w:sz w:val="24"/>
           <w:szCs w:val="24"/>
         </w:rPr>
-        <w:t xml:space="preserve">4. Check Your Explanation</w:t>
+        <w:t xml:space="preserve">Check Your Explanation</w:t>
       </w:r>
       <w:r>
         <w:rPr>
@@ -2427,7 +2057,7 @@
           <w:sz w:val="19"/>
           <w:szCs w:val="19"/>
         </w:rPr>
-        <w:t xml:space="preserve">   five quick checks</w:t>
+        <w:t xml:space="preserve">   three quick checks</w:t>
       </w:r>
     </w:p>
     <w:p>
@@ -2451,17 +2081,6 @@
         </w:rPr>
         <w:t xml:space="preserve">I answered the question.</w:t>
       </w:r>
-      <w:r>
-        <w:rPr>
-          <w:i/>
-          <w:iCs/>
-          <w:color w:val="5F6F80"/>
-          <w:sz w:val="18"/>
-          <w:szCs w:val="18"/>
-        </w:rPr>
-        <w:br/>
-        <w:t xml:space="preserve">Respondí la pregunta.</w:t>
-      </w:r>
     </w:p>
     <w:p>
       <w:pPr>
@@ -2482,18 +2101,7 @@
           <w:sz w:val="20"/>
           <w:szCs w:val="20"/>
         </w:rPr>
-        <w:t xml:space="preserve">I used math evidence: numbers, an equation, a model, or a comparison.</w:t>
-      </w:r>
-      <w:r>
-        <w:rPr>
-          <w:i/>
-          <w:iCs/>
-          <w:color w:val="5F6F80"/>
-          <w:sz w:val="18"/>
-          <w:szCs w:val="18"/>
-        </w:rPr>
-        <w:br/>
-        <w:t xml:space="preserve">Usé evidencia matemática: números, una ecuación, un modelo o una comparación.</w:t>
+        <w:t xml:space="preserve">I used math evidence: numbers, an equation, or a model.</w:t>
       </w:r>
     </w:p>
     <w:p>
@@ -2515,84 +2123,7 @@
           <w:sz w:val="20"/>
           <w:szCs w:val="20"/>
         </w:rPr>
-        <w:t xml:space="preserve">I explained how the evidence proves my answer.</w:t>
-      </w:r>
-      <w:r>
-        <w:rPr>
-          <w:i/>
-          <w:iCs/>
-          <w:color w:val="5F6F80"/>
-          <w:sz w:val="18"/>
-          <w:szCs w:val="18"/>
-        </w:rPr>
-        <w:br/>
-        <w:t xml:space="preserve">Expliqué cómo la evidencia demuestra mi respuesta.</w:t>
-      </w:r>
-    </w:p>
-    <w:p>
-      <w:pPr>
-        <w:spacing w:after="80"/>
-      </w:pPr>
-      <w:r>
-        <w:rPr>
-          <w:b/>
-          <w:bCs/>
-          <w:color w:val="1FA6A2"/>
-          <w:sz w:val="22"/>
-          <w:szCs w:val="22"/>
-        </w:rPr>
-        <w:t xml:space="preserve">☐  </w:t>
-      </w:r>
-      <w:r>
-        <w:rPr>
-          <w:sz w:val="20"/>
-          <w:szCs w:val="20"/>
-        </w:rPr>
         <w:t xml:space="preserve">I used at least two math words.</w:t>
-      </w:r>
-      <w:r>
-        <w:rPr>
-          <w:i/>
-          <w:iCs/>
-          <w:color w:val="5F6F80"/>
-          <w:sz w:val="18"/>
-          <w:szCs w:val="18"/>
-        </w:rPr>
-        <w:br/>
-        <w:t xml:space="preserve">Usé por lo menos dos palabras matemáticas.</w:t>
-      </w:r>
-    </w:p>
-    <w:p>
-      <w:pPr>
-        <w:spacing w:after="80"/>
-      </w:pPr>
-      <w:r>
-        <w:rPr>
-          <w:b/>
-          <w:bCs/>
-          <w:color w:val="1FA6A2"/>
-          <w:sz w:val="22"/>
-          <w:szCs w:val="22"/>
-        </w:rPr>
-        <w:t xml:space="preserve">☐  </w:t>
-      </w:r>
-      <w:r>
-        <w:rPr>
-          <w:sz w:val="20"/>
-          <w:szCs w:val="20"/>
-        </w:rPr>
-        <w:t xml:space="preserve">I reread complete sentences and punctuation.</w:t>
-      </w:r>
-      <w:r>
-        <w:rPr>
-          <w:i/>
-          <w:iCs/>
-          <w:color w:val="5F6F80"/>
-          <w:sz w:val="18"/>
-          <w:szCs w:val="18"/>
-        </w:rPr>
-        <w:br/>
-        <w:t xml:space="preserve">Volví a leer mis oraciones completas y la puntuación.</w:t>
       </w:r>
     </w:p>
     <w:p>
@@ -5347,7 +4878,7 @@
           <w:sz w:val="20"/>
           <w:szCs w:val="20"/>
         </w:rPr>
-        <w:t xml:space="preserve">☐  I answered the question.</w:t>
+        <w:t xml:space="preserve">☐  The answer to the math question is correct.</w:t>
       </w:r>
     </w:p>
     <w:p>
@@ -5359,7 +4890,7 @@
           <w:sz w:val="20"/>
           <w:szCs w:val="20"/>
         </w:rPr>
-        <w:t xml:space="preserve">☐  I used math evidence: numbers, an equation, a model, or a comparison.</w:t>
+        <w:t xml:space="preserve">☐  The evidence is real lesson mathematics (numbers, equation, or model), not restated claim.</w:t>
       </w:r>
     </w:p>
     <w:p>
@@ -5371,31 +4902,7 @@
           <w:sz w:val="20"/>
           <w:szCs w:val="20"/>
         </w:rPr>
-        <w:t xml:space="preserve">☐  I explained how the evidence proves my answer.</w:t>
-      </w:r>
-    </w:p>
-    <w:p>
-      <w:pPr>
-        <w:spacing w:after="80"/>
-      </w:pPr>
-      <w:r>
-        <w:rPr>
-          <w:sz w:val="20"/>
-          <w:szCs w:val="20"/>
-        </w:rPr>
-        <w:t xml:space="preserve">☐  I used at least two math words.</w:t>
-      </w:r>
-    </w:p>
-    <w:p>
-      <w:pPr>
-        <w:spacing w:after="80"/>
-      </w:pPr>
-      <w:r>
-        <w:rPr>
-          <w:sz w:val="20"/>
-          <w:szCs w:val="20"/>
-        </w:rPr>
-        <w:t xml:space="preserve">☐  I reread complete sentences and punctuation.</w:t>
+        <w:t xml:space="preserve">☐  The support level changed the language scaffolding, never the mathematical expectation.</w:t>
       </w:r>
     </w:p>
     <w:sectPr>
